--- a/forms/07_질환별동의서/05_비뇨생식기/응급난소자궁적출술동의서_한국동물병원협회.docx
+++ b/forms/07_질환별동의서/05_비뇨생식기/응급난소자궁적출술동의서_한국동물병원협회.docx
@@ -165,7 +165,7 @@
       </w:tblGrid>
       <w:tr>
         <w:trPr>
-          <w:trHeight w:val="431" w:hRule="exact"/>
+          <w:trHeight w:val="497" w:hRule="exact"/>
         </w:trPr>
         <w:tc>
           <w:tcPr>
@@ -326,7 +326,7 @@
       </w:tr>
       <w:tr>
         <w:trPr>
-          <w:trHeight w:val="431" w:hRule="exact"/>
+          <w:trHeight w:val="497" w:hRule="exact"/>
         </w:trPr>
         <w:tc>
           <w:tcPr>
@@ -403,7 +403,7 @@
       </w:tr>
       <w:tr>
         <w:trPr>
-          <w:trHeight w:val="431" w:hRule="exact"/>
+          <w:trHeight w:val="497" w:hRule="exact"/>
         </w:trPr>
         <w:tc>
           <w:tcPr>
@@ -564,7 +564,7 @@
       </w:tr>
       <w:tr>
         <w:trPr>
-          <w:trHeight w:val="431" w:hRule="exact"/>
+          <w:trHeight w:val="497" w:hRule="exact"/>
         </w:trPr>
         <w:tc>
           <w:tcPr>
@@ -699,7 +699,7 @@
       </w:tr>
       <w:tr>
         <w:trPr>
-          <w:trHeight w:val="431" w:hRule="exact"/>
+          <w:trHeight w:val="497" w:hRule="exact"/>
         </w:trPr>
         <w:tc>
           <w:tcPr>
@@ -776,7 +776,7 @@
       </w:tr>
       <w:tr>
         <w:trPr>
-          <w:trHeight w:val="431" w:hRule="exact"/>
+          <w:trHeight w:val="497" w:hRule="exact"/>
         </w:trPr>
         <w:tc>
           <w:tcPr>
@@ -1165,7 +1165,7 @@
       </w:tblGrid>
       <w:tr>
         <w:trPr>
-          <w:trHeight w:val="1150" w:hRule="exact"/>
+          <w:trHeight w:val="1400" w:hRule="exact"/>
         </w:trPr>
         <w:tc>
           <w:tcPr>
@@ -1270,6 +1270,24 @@
                 <w:szCs w:val="16"/>
               </w:rPr>
               <w:t xml:space="preserve">· 자궁과 난소를 즉시 적출합니다.</w:t>
+            </w:r>
+          </w:p>
+          <w:p>
+            <w:pPr>
+              <w:spacing w:after="0" w:before="0" w:line="250" w:lineRule="exact"/>
+              <w:ind w:left="176" w:hanging="176"/>
+            </w:pPr>
+            <w:r>
+              <w:rPr>
+                <w:rFonts w:ascii="Malgun Gothic" w:eastAsia="Malgun Gothic" w:hAnsi="Malgun Gothic"/>
+                <w:b w:val="false"/>
+                <w:bCs w:val="false"/>
+                <w:snapToGrid w:val="false"/>
+                <w:color w:val="333333"/>
+                <w:sz w:val="16"/>
+                <w:szCs w:val="16"/>
+              </w:rPr>
+              <w:t xml:space="preserve">·  </w:t>
             </w:r>
           </w:p>
           <w:p>
@@ -1334,7 +1352,7 @@
       </w:tblGrid>
       <w:tr>
         <w:trPr>
-          <w:trHeight w:val="3184" w:hRule="exact"/>
+          <w:trHeight w:val="3434" w:hRule="exact"/>
         </w:trPr>
         <w:tc>
           <w:tcPr>
@@ -2444,6 +2462,24 @@
               <w:t xml:space="preserve">·  </w:t>
             </w:r>
           </w:p>
+          <w:p>
+            <w:pPr>
+              <w:spacing w:after="0" w:before="0" w:line="250" w:lineRule="exact"/>
+              <w:ind w:left="176" w:hanging="176"/>
+            </w:pPr>
+            <w:r>
+              <w:rPr>
+                <w:rFonts w:ascii="Malgun Gothic" w:eastAsia="Malgun Gothic" w:hAnsi="Malgun Gothic"/>
+                <w:b w:val="false"/>
+                <w:bCs w:val="false"/>
+                <w:snapToGrid w:val="false"/>
+                <w:color w:val="333333"/>
+                <w:sz w:val="16"/>
+                <w:szCs w:val="16"/>
+              </w:rPr>
+              <w:t xml:space="preserve">·  </w:t>
+            </w:r>
+          </w:p>
         </w:tc>
       </w:tr>
     </w:tbl>
@@ -2470,7 +2506,7 @@
       </w:tblGrid>
       <w:tr>
         <w:trPr>
-          <w:trHeight w:val="1150" w:hRule="exact"/>
+          <w:trHeight w:val="1400" w:hRule="exact"/>
         </w:trPr>
         <w:tc>
           <w:tcPr>
@@ -2628,12 +2664,30 @@
               <w:t xml:space="preserve">·  </w:t>
             </w:r>
           </w:p>
+          <w:p>
+            <w:pPr>
+              <w:spacing w:after="0" w:before="0" w:line="250" w:lineRule="exact"/>
+              <w:ind w:left="176" w:hanging="176"/>
+            </w:pPr>
+            <w:r>
+              <w:rPr>
+                <w:rFonts w:ascii="Malgun Gothic" w:eastAsia="Malgun Gothic" w:hAnsi="Malgun Gothic"/>
+                <w:b w:val="false"/>
+                <w:bCs w:val="false"/>
+                <w:snapToGrid w:val="false"/>
+                <w:color w:val="333333"/>
+                <w:sz w:val="16"/>
+                <w:szCs w:val="16"/>
+              </w:rPr>
+              <w:t xml:space="preserve">·  </w:t>
+            </w:r>
+          </w:p>
         </w:tc>
       </w:tr>
     </w:tbl>
     <w:p>
       <w:pPr>
-        <w:spacing w:after="0" w:before="0" w:line="180" w:lineRule="exact"/>
+        <w:spacing w:after="0" w:before="0" w:line="562" w:lineRule="exact"/>
       </w:pPr>
     </w:p>
     <w:tbl>

--- a/forms/07_질환별동의서/05_비뇨생식기/응급난소자궁적출술동의서_한국동물병원협회.docx
+++ b/forms/07_질환별동의서/05_비뇨생식기/응급난소자궁적출술동의서_한국동물병원협회.docx
@@ -3207,7 +3207,7 @@
             </w:tcBorders>
             <w:tcMar>
               <w:top w:type="dxa" w:w="0"/>
-              <w:left w:type="dxa" w:w="60"/>
+              <w:left w:type="dxa" w:w="40"/>
               <w:bottom w:type="dxa" w:w="0"/>
               <w:right w:type="dxa" w:w="0"/>
             </w:tcMar>
@@ -3215,7 +3215,7 @@
           </w:tcPr>
           <w:p>
             <w:pPr>
-              <w:spacing w:after="0" w:before="0" w:line="196" w:lineRule="exact"/>
+              <w:spacing w:after="0" w:before="0" w:line="182" w:lineRule="exact"/>
             </w:pPr>
             <w:r>
               <w:rPr>
@@ -3224,8 +3224,8 @@
                 <w:bCs w:val="false"/>
                 <w:snapToGrid w:val="false"/>
                 <w:color w:val="767676"/>
-                <w:sz w:val="14"/>
-                <w:szCs w:val="14"/>
+                <w:sz w:val="13"/>
+                <w:szCs w:val="13"/>
               </w:rPr>
               <w:t xml:space="preserve">(서명 또는 인)</w:t>
             </w:r>
@@ -3312,7 +3312,7 @@
             </w:tcBorders>
             <w:tcMar>
               <w:top w:type="dxa" w:w="0"/>
-              <w:left w:type="dxa" w:w="60"/>
+              <w:left w:type="dxa" w:w="40"/>
               <w:bottom w:type="dxa" w:w="0"/>
               <w:right w:type="dxa" w:w="0"/>
             </w:tcMar>
@@ -3320,7 +3320,7 @@
           </w:tcPr>
           <w:p>
             <w:pPr>
-              <w:spacing w:after="0" w:before="0" w:line="196" w:lineRule="exact"/>
+              <w:spacing w:after="0" w:before="0" w:line="182" w:lineRule="exact"/>
             </w:pPr>
             <w:r>
               <w:rPr>
@@ -3329,8 +3329,8 @@
                 <w:bCs w:val="false"/>
                 <w:snapToGrid w:val="false"/>
                 <w:color w:val="767676"/>
-                <w:sz w:val="14"/>
-                <w:szCs w:val="14"/>
+                <w:sz w:val="13"/>
+                <w:szCs w:val="13"/>
               </w:rPr>
               <w:t xml:space="preserve">(서명 또는 인)</w:t>
             </w:r>

--- a/forms/07_질환별동의서/05_비뇨생식기/응급난소자궁적출술동의서_한국동물병원협회.docx
+++ b/forms/07_질환별동의서/05_비뇨생식기/응급난소자궁적출술동의서_한국동물병원협회.docx
@@ -1030,7 +1030,7 @@
                 <w:sz w:val="16"/>
                 <w:szCs w:val="16"/>
               </w:rPr>
-              <w:t xml:space="preserve">자궁축농증</w:t>
+              <w:t xml:space="preserve">자궁축농증 (Pyometra)</w:t>
             </w:r>
           </w:p>
         </w:tc>

--- a/forms/07_질환별동의서/05_비뇨생식기/응급난소자궁적출술동의서_한국동물병원협회.docx
+++ b/forms/07_질환별동의서/05_비뇨생식기/응급난소자궁적출술동의서_한국동물병원협회.docx
@@ -136,7 +136,7 @@
           <w:sz w:val="16"/>
           <w:szCs w:val="16"/>
         </w:rPr>
-        <w:t xml:space="preserve">본 동의서는 「수의사법」 제13조의2 및 같은 법 시행규칙 제13조의3에 따라 작성되었습니다.</w:t>
+        <w:t xml:space="preserve">본 동의서는 「수의사법」 제13조의2 및 같은 법 시행규칙 제13조의2에 따라 작성되었습니다.</w:t>
       </w:r>
     </w:p>
     <w:p>
@@ -165,7 +165,7 @@
       </w:tblGrid>
       <w:tr>
         <w:trPr>
-          <w:trHeight w:val="497" w:hRule="exact"/>
+          <w:trHeight w:val="510" w:hRule="exact"/>
         </w:trPr>
         <w:tc>
           <w:tcPr>
@@ -326,7 +326,7 @@
       </w:tr>
       <w:tr>
         <w:trPr>
-          <w:trHeight w:val="497" w:hRule="exact"/>
+          <w:trHeight w:val="510" w:hRule="exact"/>
         </w:trPr>
         <w:tc>
           <w:tcPr>
@@ -403,7 +403,7 @@
       </w:tr>
       <w:tr>
         <w:trPr>
-          <w:trHeight w:val="497" w:hRule="exact"/>
+          <w:trHeight w:val="510" w:hRule="exact"/>
         </w:trPr>
         <w:tc>
           <w:tcPr>
@@ -564,7 +564,7 @@
       </w:tr>
       <w:tr>
         <w:trPr>
-          <w:trHeight w:val="497" w:hRule="exact"/>
+          <w:trHeight w:val="510" w:hRule="exact"/>
         </w:trPr>
         <w:tc>
           <w:tcPr>
@@ -633,8 +633,20 @@
           </w:tcPr>
           <w:p>
             <w:pPr>
-              <w:spacing w:after="0" w:before="0" w:line="240" w:lineRule="exact"/>
-            </w:pPr>
+              <w:spacing w:after="0" w:before="0" w:line="238" w:lineRule="exact"/>
+            </w:pPr>
+            <w:r>
+              <w:rPr>
+                <w:rFonts w:ascii="Malgun Gothic" w:eastAsia="Malgun Gothic" w:hAnsi="Malgun Gothic"/>
+                <w:b w:val="false"/>
+                <w:bCs w:val="false"/>
+                <w:snapToGrid w:val="false"/>
+                <w:color w:val="333333"/>
+                <w:sz w:val="17"/>
+                <w:szCs w:val="17"/>
+              </w:rPr>
+              <w:t xml:space="preserve">□ 암  □ 수    □ 중성화</w:t>
+            </w:r>
           </w:p>
         </w:tc>
         <w:tc>
@@ -699,7 +711,7 @@
       </w:tr>
       <w:tr>
         <w:trPr>
-          <w:trHeight w:val="497" w:hRule="exact"/>
+          <w:trHeight w:val="510" w:hRule="exact"/>
         </w:trPr>
         <w:tc>
           <w:tcPr>
@@ -776,11 +788,12 @@
       </w:tr>
       <w:tr>
         <w:trPr>
-          <w:trHeight w:val="497" w:hRule="exact"/>
+          <w:trHeight w:val="510" w:hRule="exact"/>
         </w:trPr>
         <w:tc>
           <w:tcPr>
             <w:tcW w:type="dxa" w:w="1474"/>
+            <w:vMerge w:val="restart"/>
             <w:tcBorders>
               <w:top w:val="single" w:color="BFBFBF" w:sz="4"/>
               <w:left w:val="single" w:color="BFBFBF" w:sz="4"/>
@@ -913,6 +926,83 @@
         <w:tc>
           <w:tcPr>
             <w:tcW w:type="dxa" w:w="2551"/>
+            <w:tcBorders>
+              <w:top w:val="single" w:color="BFBFBF" w:sz="4"/>
+              <w:left w:val="single" w:color="BFBFBF" w:sz="4"/>
+              <w:bottom w:val="single" w:color="BFBFBF" w:sz="4"/>
+              <w:right w:val="single" w:color="BFBFBF" w:sz="4"/>
+            </w:tcBorders>
+            <w:tcMar>
+              <w:top w:type="dxa" w:w="20"/>
+              <w:left w:type="dxa" w:w="90"/>
+              <w:bottom w:type="dxa" w:w="20"/>
+              <w:right w:type="dxa" w:w="70"/>
+            </w:tcMar>
+            <w:vAlign w:val="center"/>
+          </w:tcPr>
+          <w:p>
+            <w:pPr>
+              <w:spacing w:after="0" w:before="0" w:line="240" w:lineRule="exact"/>
+            </w:pPr>
+          </w:p>
+        </w:tc>
+      </w:tr>
+      <w:tr>
+        <w:trPr>
+          <w:trHeight w:val="510" w:hRule="exact"/>
+        </w:trPr>
+        <w:tc>
+          <w:tcPr>
+            <w:vMerge w:val="continue"/>
+            <w:tcBorders>
+              <w:top w:val="single" w:color="BFBFBF" w:sz="4"/>
+              <w:left w:val="single" w:color="BFBFBF" w:sz="4"/>
+              <w:bottom w:val="single" w:color="BFBFBF" w:sz="4"/>
+              <w:right w:val="single" w:color="BFBFBF" w:sz="4"/>
+            </w:tcBorders>
+          </w:tcPr>
+          <w:p/>
+        </w:tc>
+        <w:tc>
+          <w:tcPr>
+            <w:tcW w:type="dxa" w:w="1701"/>
+            <w:tcBorders>
+              <w:top w:val="single" w:color="BFBFBF" w:sz="4"/>
+              <w:left w:val="single" w:color="BFBFBF" w:sz="4"/>
+              <w:bottom w:val="single" w:color="BFBFBF" w:sz="4"/>
+              <w:right w:val="single" w:color="BFBFBF" w:sz="4"/>
+            </w:tcBorders>
+            <w:shd w:fill="EFEFEF" w:val="clear"/>
+            <w:tcMar>
+              <w:top w:type="dxa" w:w="20"/>
+              <w:left w:type="dxa" w:w="90"/>
+              <w:bottom w:type="dxa" w:w="20"/>
+              <w:right w:type="dxa" w:w="70"/>
+            </w:tcMar>
+            <w:vAlign w:val="center"/>
+          </w:tcPr>
+          <w:p>
+            <w:pPr>
+              <w:spacing w:after="0" w:before="0" w:line="238" w:lineRule="exact"/>
+            </w:pPr>
+            <w:r>
+              <w:rPr>
+                <w:rFonts w:ascii="Malgun Gothic" w:eastAsia="Malgun Gothic" w:hAnsi="Malgun Gothic"/>
+                <w:b/>
+                <w:bCs/>
+                <w:snapToGrid w:val="false"/>
+                <w:color w:val="333333"/>
+                <w:sz w:val="17"/>
+                <w:szCs w:val="17"/>
+              </w:rPr>
+              <w:t xml:space="preserve">면허번호</w:t>
+            </w:r>
+          </w:p>
+        </w:tc>
+        <w:tc>
+          <w:tcPr>
+            <w:tcW w:type="dxa" w:w="6803"/>
+            <w:gridSpan w:val="3"/>
             <w:tcBorders>
               <w:top w:val="single" w:color="BFBFBF" w:sz="4"/>
               <w:left w:val="single" w:color="BFBFBF" w:sz="4"/>
@@ -1165,7 +1255,7 @@
       </w:tblGrid>
       <w:tr>
         <w:trPr>
-          <w:trHeight w:val="1400" w:hRule="exact"/>
+          <w:trHeight w:val="1150" w:hRule="exact"/>
         </w:trPr>
         <w:tc>
           <w:tcPr>
@@ -1270,24 +1360,6 @@
                 <w:szCs w:val="16"/>
               </w:rPr>
               <w:t xml:space="preserve">· 자궁과 난소를 즉시 적출합니다.</w:t>
-            </w:r>
-          </w:p>
-          <w:p>
-            <w:pPr>
-              <w:spacing w:after="0" w:before="0" w:line="250" w:lineRule="exact"/>
-              <w:ind w:left="176" w:hanging="176"/>
-            </w:pPr>
-            <w:r>
-              <w:rPr>
-                <w:rFonts w:ascii="Malgun Gothic" w:eastAsia="Malgun Gothic" w:hAnsi="Malgun Gothic"/>
-                <w:b w:val="false"/>
-                <w:bCs w:val="false"/>
-                <w:snapToGrid w:val="false"/>
-                <w:color w:val="333333"/>
-                <w:sz w:val="16"/>
-                <w:szCs w:val="16"/>
-              </w:rPr>
-              <w:t xml:space="preserve">·  </w:t>
             </w:r>
           </w:p>
           <w:p>
@@ -1352,7 +1424,7 @@
       </w:tblGrid>
       <w:tr>
         <w:trPr>
-          <w:trHeight w:val="3434" w:hRule="exact"/>
+          <w:trHeight w:val="3184" w:hRule="exact"/>
         </w:trPr>
         <w:tc>
           <w:tcPr>
@@ -2462,24 +2534,6 @@
               <w:t xml:space="preserve">·  </w:t>
             </w:r>
           </w:p>
-          <w:p>
-            <w:pPr>
-              <w:spacing w:after="0" w:before="0" w:line="250" w:lineRule="exact"/>
-              <w:ind w:left="176" w:hanging="176"/>
-            </w:pPr>
-            <w:r>
-              <w:rPr>
-                <w:rFonts w:ascii="Malgun Gothic" w:eastAsia="Malgun Gothic" w:hAnsi="Malgun Gothic"/>
-                <w:b w:val="false"/>
-                <w:bCs w:val="false"/>
-                <w:snapToGrid w:val="false"/>
-                <w:color w:val="333333"/>
-                <w:sz w:val="16"/>
-                <w:szCs w:val="16"/>
-              </w:rPr>
-              <w:t xml:space="preserve">·  </w:t>
-            </w:r>
-          </w:p>
         </w:tc>
       </w:tr>
     </w:tbl>
@@ -2506,7 +2560,7 @@
       </w:tblGrid>
       <w:tr>
         <w:trPr>
-          <w:trHeight w:val="1400" w:hRule="exact"/>
+          <w:trHeight w:val="1150" w:hRule="exact"/>
         </w:trPr>
         <w:tc>
           <w:tcPr>
@@ -2664,30 +2718,12 @@
               <w:t xml:space="preserve">·  </w:t>
             </w:r>
           </w:p>
-          <w:p>
-            <w:pPr>
-              <w:spacing w:after="0" w:before="0" w:line="250" w:lineRule="exact"/>
-              <w:ind w:left="176" w:hanging="176"/>
-            </w:pPr>
-            <w:r>
-              <w:rPr>
-                <w:rFonts w:ascii="Malgun Gothic" w:eastAsia="Malgun Gothic" w:hAnsi="Malgun Gothic"/>
-                <w:b w:val="false"/>
-                <w:bCs w:val="false"/>
-                <w:snapToGrid w:val="false"/>
-                <w:color w:val="333333"/>
-                <w:sz w:val="16"/>
-                <w:szCs w:val="16"/>
-              </w:rPr>
-              <w:t xml:space="preserve">·  </w:t>
-            </w:r>
-          </w:p>
         </w:tc>
       </w:tr>
     </w:tbl>
     <w:p>
       <w:pPr>
-        <w:spacing w:after="0" w:before="0" w:line="562" w:lineRule="exact"/>
+        <w:spacing w:after="0" w:before="0" w:line="724" w:lineRule="exact"/>
       </w:pPr>
     </w:p>
     <w:tbl>
@@ -2741,7 +2777,7 @@
                 <w:sz w:val="16"/>
                 <w:szCs w:val="16"/>
               </w:rPr>
-              <w:t xml:space="preserve">「수의사법」 제13조의2 및 같은 법 시행규칙 제13조의3에 따라 위와 같이 수의사로부터 진료의 필요성 · 방법 · 내용과 전형적으로 예상되는 후유증 및 부작용에 관한 설명을 충분히 듣고 이해하였습니다. 이에 위 진료의 시행에 동의하며, 시행 과정에서 필요한 수의학적 판단과 처리를 담당 수의사에게 위임합니다.</w:t>
+              <w:t xml:space="preserve">「수의사법」 제13조의2 및 같은 법 시행규칙 제13조의2에 따라 위와 같이 수의사로부터 진료의 필요성 · 방법 · 내용과 전형적으로 예상되는 후유증 및 부작용에 관한 설명을 충분히 듣고 이해하였습니다. 이에 위 진료의 시행에 동의하며, 시행 과정에서 필요한 수의학적 판단과 처리를 담당 수의사에게 위임합니다.</w:t>
             </w:r>
           </w:p>
           <w:p>

--- a/forms/07_질환별동의서/05_비뇨생식기/응급난소자궁적출술동의서_한국동물병원협회.docx
+++ b/forms/07_질환별동의서/05_비뇨생식기/응급난소자궁적출술동의서_한국동물병원협회.docx
@@ -633,7 +633,7 @@
           </w:tcPr>
           <w:p>
             <w:pPr>
-              <w:spacing w:after="0" w:before="0" w:line="238" w:lineRule="exact"/>
+              <w:spacing w:after="0" w:before="0" w:line="224" w:lineRule="exact"/>
             </w:pPr>
             <w:r>
               <w:rPr>
@@ -642,10 +642,10 @@
                 <w:bCs w:val="false"/>
                 <w:snapToGrid w:val="false"/>
                 <w:color w:val="333333"/>
-                <w:sz w:val="17"/>
-                <w:szCs w:val="17"/>
-              </w:rPr>
-              <w:t xml:space="preserve">□ 암  □ 수    □ 중성화</w:t>
+                <w:sz w:val="16"/>
+                <w:szCs w:val="16"/>
+              </w:rPr>
+              <w:t xml:space="preserve">□ 암  □ 수       □ 중성화</w:t>
             </w:r>
           </w:p>
         </w:tc>

--- a/forms/07_질환별동의서/05_비뇨생식기/응급난소자궁적출술동의서_한국동물병원협회.docx
+++ b/forms/07_질환별동의서/05_비뇨생식기/응급난소자궁적출술동의서_한국동물병원협회.docx
@@ -165,7 +165,7 @@
       </w:tblGrid>
       <w:tr>
         <w:trPr>
-          <w:trHeight w:val="510" w:hRule="exact"/>
+          <w:trHeight w:val="492" w:hRule="exact"/>
         </w:trPr>
         <w:tc>
           <w:tcPr>
@@ -326,7 +326,7 @@
       </w:tr>
       <w:tr>
         <w:trPr>
-          <w:trHeight w:val="510" w:hRule="exact"/>
+          <w:trHeight w:val="492" w:hRule="exact"/>
         </w:trPr>
         <w:tc>
           <w:tcPr>
@@ -403,7 +403,7 @@
       </w:tr>
       <w:tr>
         <w:trPr>
-          <w:trHeight w:val="510" w:hRule="exact"/>
+          <w:trHeight w:val="492" w:hRule="exact"/>
         </w:trPr>
         <w:tc>
           <w:tcPr>
@@ -564,7 +564,7 @@
       </w:tr>
       <w:tr>
         <w:trPr>
-          <w:trHeight w:val="510" w:hRule="exact"/>
+          <w:trHeight w:val="492" w:hRule="exact"/>
         </w:trPr>
         <w:tc>
           <w:tcPr>
@@ -711,7 +711,7 @@
       </w:tr>
       <w:tr>
         <w:trPr>
-          <w:trHeight w:val="510" w:hRule="exact"/>
+          <w:trHeight w:val="492" w:hRule="exact"/>
         </w:trPr>
         <w:tc>
           <w:tcPr>
@@ -788,7 +788,7 @@
       </w:tr>
       <w:tr>
         <w:trPr>
-          <w:trHeight w:val="510" w:hRule="exact"/>
+          <w:trHeight w:val="492" w:hRule="exact"/>
         </w:trPr>
         <w:tc>
           <w:tcPr>
@@ -949,7 +949,7 @@
       </w:tr>
       <w:tr>
         <w:trPr>
-          <w:trHeight w:val="510" w:hRule="exact"/>
+          <w:trHeight w:val="492" w:hRule="exact"/>
         </w:trPr>
         <w:tc>
           <w:tcPr>
@@ -1255,7 +1255,7 @@
       </w:tblGrid>
       <w:tr>
         <w:trPr>
-          <w:trHeight w:val="1150" w:hRule="exact"/>
+          <w:trHeight w:val="1400" w:hRule="exact"/>
         </w:trPr>
         <w:tc>
           <w:tcPr>
@@ -1290,22 +1290,7 @@
                 <w:sz w:val="17"/>
                 <w:szCs w:val="17"/>
               </w:rPr>
-              <w:t xml:space="preserve">진료의 필요성 ·</w:t>
-            </w:r>
-            <w:r>
-              <w:br/>
-            </w:r>
-            <w:r>
-              <w:rPr>
-                <w:rFonts w:ascii="Malgun Gothic" w:eastAsia="Malgun Gothic" w:hAnsi="Malgun Gothic"/>
-                <w:b/>
-                <w:bCs/>
-                <w:snapToGrid w:val="false"/>
-                <w:color w:val="333333"/>
-                <w:sz w:val="17"/>
-                <w:szCs w:val="17"/>
-              </w:rPr>
-              <w:t xml:space="preserve">방법 및 내용</w:t>
+              <w:t xml:space="preserve">질환에 대한 설명</w:t>
             </w:r>
           </w:p>
         </w:tc>
@@ -1341,7 +1326,7 @@
                 <w:sz w:val="16"/>
                 <w:szCs w:val="16"/>
               </w:rPr>
-              <w:t xml:space="preserve">· 자궁에 농이 차 전신 염증과 패혈증 위험이 있습니다.</w:t>
+              <w:t xml:space="preserve">· 자궁 안에 고름이 차는 질환으로, 중성화하지 않은 암컷에서 생명을 위협합니다.</w:t>
             </w:r>
           </w:p>
           <w:p>
@@ -1359,7 +1344,7 @@
                 <w:sz w:val="16"/>
                 <w:szCs w:val="16"/>
               </w:rPr>
-              <w:t xml:space="preserve">· 자궁과 난소를 즉시 적출합니다.</w:t>
+              <w:t xml:space="preserve">· 발정 후 몇 주 안에 물을 많이 마시고 기운이 없으며 분비물이 나오기도 합니다.</w:t>
             </w:r>
           </w:p>
           <w:p>
@@ -1377,1127 +1362,9 @@
                 <w:sz w:val="16"/>
                 <w:szCs w:val="16"/>
               </w:rPr>
-              <w:t xml:space="preserve">·  </w:t>
-            </w:r>
-          </w:p>
-          <w:p>
-            <w:pPr>
-              <w:spacing w:after="0" w:before="0" w:line="250" w:lineRule="exact"/>
-              <w:ind w:left="176" w:hanging="176"/>
-            </w:pPr>
-            <w:r>
-              <w:rPr>
-                <w:rFonts w:ascii="Malgun Gothic" w:eastAsia="Malgun Gothic" w:hAnsi="Malgun Gothic"/>
-                <w:b w:val="false"/>
-                <w:bCs w:val="false"/>
-                <w:snapToGrid w:val="false"/>
-                <w:color w:val="333333"/>
-                <w:sz w:val="16"/>
-                <w:szCs w:val="16"/>
-              </w:rPr>
-              <w:t xml:space="preserve">·  </w:t>
-            </w:r>
-          </w:p>
-        </w:tc>
-      </w:tr>
-    </w:tbl>
-    <w:p>
-      <w:pPr>
-        <w:spacing w:after="0" w:before="0" w:line="136" w:lineRule="exact"/>
-      </w:pPr>
-    </w:p>
-    <w:tbl>
-      <w:tblPr>
-        <w:tblW w:type="dxa" w:w="9978"/>
-        <w:tblBorders>
-          <w:top w:val="single" w:color="auto" w:sz="4"/>
-          <w:left w:val="single" w:color="auto" w:sz="4"/>
-          <w:bottom w:val="single" w:color="auto" w:sz="4"/>
-          <w:right w:val="single" w:color="auto" w:sz="4"/>
-          <w:insideH w:val="single" w:color="auto" w:sz="4"/>
-          <w:insideV w:val="single" w:color="auto" w:sz="4"/>
-        </w:tblBorders>
-      </w:tblPr>
-      <w:tblGrid>
-        <w:gridCol w:w="1928"/>
-        <w:gridCol w:w="8050"/>
-      </w:tblGrid>
-      <w:tr>
-        <w:trPr>
-          <w:trHeight w:val="3184" w:hRule="exact"/>
-        </w:trPr>
-        <w:tc>
-          <w:tcPr>
-            <w:tcW w:type="dxa" w:w="1928"/>
-            <w:tcBorders>
-              <w:top w:val="single" w:color="BFBFBF" w:sz="4"/>
-              <w:left w:val="single" w:color="BFBFBF" w:sz="4"/>
-              <w:bottom w:val="single" w:color="BFBFBF" w:sz="4"/>
-              <w:right w:val="single" w:color="BFBFBF" w:sz="4"/>
-            </w:tcBorders>
-            <w:shd w:fill="EFEFEF" w:val="clear"/>
-            <w:tcMar>
-              <w:top w:type="dxa" w:w="20"/>
-              <w:left w:type="dxa" w:w="40"/>
-              <w:bottom w:type="dxa" w:w="20"/>
-              <w:right w:type="dxa" w:w="40"/>
-            </w:tcMar>
-            <w:vAlign w:val="center"/>
-          </w:tcPr>
-          <w:p>
-            <w:pPr>
-              <w:spacing w:after="0" w:before="0" w:line="238" w:lineRule="exact"/>
-              <w:jc w:val="center"/>
-            </w:pPr>
-            <w:r>
-              <w:rPr>
-                <w:rFonts w:ascii="Malgun Gothic" w:eastAsia="Malgun Gothic" w:hAnsi="Malgun Gothic"/>
-                <w:b/>
-                <w:bCs/>
-                <w:snapToGrid w:val="false"/>
-                <w:color w:val="333333"/>
-                <w:sz w:val="17"/>
-                <w:szCs w:val="17"/>
-              </w:rPr>
-              <w:t xml:space="preserve">전형적으로</w:t>
-            </w:r>
-            <w:r>
-              <w:br/>
-            </w:r>
-            <w:r>
-              <w:rPr>
-                <w:rFonts w:ascii="Malgun Gothic" w:eastAsia="Malgun Gothic" w:hAnsi="Malgun Gothic"/>
-                <w:b/>
-                <w:bCs/>
-                <w:snapToGrid w:val="false"/>
-                <w:color w:val="333333"/>
-                <w:sz w:val="17"/>
-                <w:szCs w:val="17"/>
-              </w:rPr>
-              <w:t xml:space="preserve">발생이 예상되는</w:t>
-            </w:r>
-            <w:r>
-              <w:br/>
-            </w:r>
-            <w:r>
-              <w:rPr>
-                <w:rFonts w:ascii="Malgun Gothic" w:eastAsia="Malgun Gothic" w:hAnsi="Malgun Gothic"/>
-                <w:b/>
-                <w:bCs/>
-                <w:snapToGrid w:val="false"/>
-                <w:color w:val="333333"/>
-                <w:sz w:val="17"/>
-                <w:szCs w:val="17"/>
-              </w:rPr>
-              <w:t xml:space="preserve">후유증 또는 부작용</w:t>
-            </w:r>
-          </w:p>
-        </w:tc>
-        <w:tc>
-          <w:tcPr>
-            <w:tcW w:type="dxa" w:w="8050"/>
-            <w:tcBorders>
-              <w:top w:val="single" w:color="BFBFBF" w:sz="4"/>
-              <w:left w:val="single" w:color="BFBFBF" w:sz="4"/>
-              <w:bottom w:val="single" w:color="BFBFBF" w:sz="4"/>
-              <w:right w:val="single" w:color="BFBFBF" w:sz="4"/>
-            </w:tcBorders>
-            <w:tcMar>
-              <w:top w:type="dxa" w:w="40"/>
-              <w:left w:type="dxa" w:w="140"/>
-              <w:bottom w:type="dxa" w:w="40"/>
-              <w:right w:type="dxa" w:w="100"/>
-            </w:tcMar>
-            <w:vAlign w:val="center"/>
-          </w:tcPr>
-          <w:p>
-            <w:pPr>
-              <w:spacing w:after="0" w:before="0" w:line="250" w:lineRule="exact"/>
-              <w:ind w:left="176" w:hanging="176"/>
-            </w:pPr>
-            <w:r>
-              <w:rPr>
-                <w:rFonts w:ascii="Malgun Gothic" w:eastAsia="Malgun Gothic" w:hAnsi="Malgun Gothic"/>
-                <w:b w:val="false"/>
-                <w:bCs w:val="false"/>
-                <w:snapToGrid w:val="false"/>
-                <w:color w:val="333333"/>
-                <w:sz w:val="16"/>
-                <w:szCs w:val="16"/>
-              </w:rPr>
-              <w:t xml:space="preserve">· 패혈증, 신부전, 파종성 혈관내 응고로 사망할 수 있습니다.</w:t>
-            </w:r>
-          </w:p>
-          <w:p>
-            <w:pPr>
-              <w:spacing w:after="0" w:before="0" w:line="250" w:lineRule="exact"/>
-              <w:ind w:left="176" w:hanging="176"/>
-            </w:pPr>
-            <w:r>
-              <w:rPr>
-                <w:rFonts w:ascii="Malgun Gothic" w:eastAsia="Malgun Gothic" w:hAnsi="Malgun Gothic"/>
-                <w:b w:val="false"/>
-                <w:bCs w:val="false"/>
-                <w:snapToGrid w:val="false"/>
-                <w:color w:val="333333"/>
-                <w:sz w:val="16"/>
-                <w:szCs w:val="16"/>
-              </w:rPr>
-              <w:t xml:space="preserve">· 자궁 파열 시 복막염이 동반됩니다.</w:t>
-            </w:r>
-          </w:p>
-          <w:p>
-            <w:pPr>
-              <w:spacing w:after="0" w:before="0" w:line="250" w:lineRule="exact"/>
-              <w:ind w:left="176" w:hanging="176"/>
-            </w:pPr>
-            <w:r>
-              <w:rPr>
-                <w:rFonts w:ascii="Malgun Gothic" w:eastAsia="Malgun Gothic" w:hAnsi="Malgun Gothic"/>
-                <w:b w:val="false"/>
-                <w:bCs w:val="false"/>
-                <w:snapToGrid w:val="false"/>
-                <w:color w:val="333333"/>
-                <w:sz w:val="16"/>
-                <w:szCs w:val="16"/>
-              </w:rPr>
-              <w:t xml:space="preserve">· 회복까지 집중 치료와 입원이 필요할 수 있습니다.</w:t>
-            </w:r>
-          </w:p>
-          <w:p>
-            <w:pPr>
-              <w:spacing w:after="0" w:before="0" w:line="112" w:lineRule="exact"/>
-            </w:pPr>
-            <w:r>
-              <w:rPr>
-                <w:rFonts w:ascii="Malgun Gothic" w:eastAsia="Malgun Gothic" w:hAnsi="Malgun Gothic"/>
-                <w:b w:val="false"/>
-                <w:bCs w:val="false"/>
-                <w:snapToGrid w:val="false"/>
-                <w:color w:val="333333"/>
-                <w:sz w:val="8"/>
-                <w:szCs w:val="8"/>
-              </w:rPr>
-              <w:t xml:space="preserve"/>
-            </w:r>
-          </w:p>
-          <w:tbl>
-            <w:tblPr>
-              <w:tblW w:type="dxa" w:w="7810"/>
-              <w:tblBorders>
-                <w:top w:val="single" w:color="auto" w:sz="4"/>
-                <w:left w:val="single" w:color="auto" w:sz="4"/>
-                <w:bottom w:val="single" w:color="auto" w:sz="4"/>
-                <w:right w:val="single" w:color="auto" w:sz="4"/>
-                <w:insideH w:val="single" w:color="auto" w:sz="4"/>
-                <w:insideV w:val="single" w:color="auto" w:sz="4"/>
-              </w:tblBorders>
-            </w:tblPr>
-            <w:tblGrid>
-              <w:gridCol w:w="586"/>
-              <w:gridCol w:w="820"/>
-              <w:gridCol w:w="5467"/>
-              <w:gridCol w:w="937"/>
-            </w:tblGrid>
-            <w:tr>
-              <w:trPr>
-                <w:trHeight w:val="272" w:hRule="exact"/>
-              </w:trPr>
-              <w:tc>
-                <w:tcPr>
-                  <w:tcW w:type="dxa" w:w="586"/>
-                  <w:tcBorders>
-                    <w:top w:val="single" w:color="BFBFBF" w:sz="4"/>
-                    <w:left w:val="single" w:color="BFBFBF" w:sz="4"/>
-                    <w:bottom w:val="single" w:color="BFBFBF" w:sz="4"/>
-                    <w:right w:val="single" w:color="BFBFBF" w:sz="4"/>
-                  </w:tcBorders>
-                  <w:shd w:fill="EFEFEF" w:val="clear"/>
-                  <w:tcMar>
-                    <w:top w:type="dxa" w:w="20"/>
-                    <w:left w:type="dxa" w:w="90"/>
-                    <w:bottom w:type="dxa" w:w="20"/>
-                    <w:right w:type="dxa" w:w="70"/>
-                  </w:tcMar>
-                  <w:vAlign w:val="center"/>
-                </w:tcPr>
-                <w:p>
-                  <w:pPr>
-                    <w:spacing w:after="0" w:before="0" w:line="196" w:lineRule="exact"/>
-                    <w:jc w:val="center"/>
-                  </w:pPr>
-                  <w:r>
-                    <w:rPr>
-                      <w:rFonts w:ascii="Malgun Gothic" w:eastAsia="Malgun Gothic" w:hAnsi="Malgun Gothic"/>
-                      <w:b/>
-                      <w:bCs/>
-                      <w:snapToGrid w:val="false"/>
-                      <w:color w:val="333333"/>
-                      <w:sz w:val="14"/>
-                      <w:szCs w:val="14"/>
-                    </w:rPr>
-                    <w:t xml:space="preserve">체크</w:t>
-                  </w:r>
-                </w:p>
-              </w:tc>
-              <w:tc>
-                <w:tcPr>
-                  <w:tcW w:type="dxa" w:w="820"/>
-                  <w:tcBorders>
-                    <w:top w:val="single" w:color="BFBFBF" w:sz="4"/>
-                    <w:left w:val="single" w:color="BFBFBF" w:sz="4"/>
-                    <w:bottom w:val="single" w:color="BFBFBF" w:sz="4"/>
-                    <w:right w:val="single" w:color="BFBFBF" w:sz="4"/>
-                  </w:tcBorders>
-                  <w:shd w:fill="EFEFEF" w:val="clear"/>
-                  <w:tcMar>
-                    <w:top w:type="dxa" w:w="20"/>
-                    <w:left w:type="dxa" w:w="90"/>
-                    <w:bottom w:type="dxa" w:w="20"/>
-                    <w:right w:type="dxa" w:w="70"/>
-                  </w:tcMar>
-                  <w:vAlign w:val="center"/>
-                </w:tcPr>
-                <w:p>
-                  <w:pPr>
-                    <w:spacing w:after="0" w:before="0" w:line="196" w:lineRule="exact"/>
-                    <w:jc w:val="center"/>
-                  </w:pPr>
-                  <w:r>
-                    <w:rPr>
-                      <w:rFonts w:ascii="Malgun Gothic" w:eastAsia="Malgun Gothic" w:hAnsi="Malgun Gothic"/>
-                      <w:b/>
-                      <w:bCs/>
-                      <w:snapToGrid w:val="false"/>
-                      <w:color w:val="333333"/>
-                      <w:sz w:val="14"/>
-                      <w:szCs w:val="14"/>
-                    </w:rPr>
-                    <w:t xml:space="preserve">ASA 등급</w:t>
-                  </w:r>
-                </w:p>
-              </w:tc>
-              <w:tc>
-                <w:tcPr>
-                  <w:tcW w:type="dxa" w:w="5467"/>
-                  <w:tcBorders>
-                    <w:top w:val="single" w:color="BFBFBF" w:sz="4"/>
-                    <w:left w:val="single" w:color="BFBFBF" w:sz="4"/>
-                    <w:bottom w:val="single" w:color="BFBFBF" w:sz="4"/>
-                    <w:right w:val="single" w:color="BFBFBF" w:sz="4"/>
-                  </w:tcBorders>
-                  <w:shd w:fill="EFEFEF" w:val="clear"/>
-                  <w:tcMar>
-                    <w:top w:type="dxa" w:w="20"/>
-                    <w:left w:type="dxa" w:w="90"/>
-                    <w:bottom w:type="dxa" w:w="20"/>
-                    <w:right w:type="dxa" w:w="70"/>
-                  </w:tcMar>
-                  <w:vAlign w:val="center"/>
-                </w:tcPr>
-                <w:p>
-                  <w:pPr>
-                    <w:spacing w:after="0" w:before="0" w:line="196" w:lineRule="exact"/>
-                    <w:jc w:val="center"/>
-                  </w:pPr>
-                  <w:r>
-                    <w:rPr>
-                      <w:rFonts w:ascii="Malgun Gothic" w:eastAsia="Malgun Gothic" w:hAnsi="Malgun Gothic"/>
-                      <w:b/>
-                      <w:bCs/>
-                      <w:snapToGrid w:val="false"/>
-                      <w:color w:val="333333"/>
-                      <w:sz w:val="14"/>
-                      <w:szCs w:val="14"/>
-                    </w:rPr>
-                    <w:t xml:space="preserve">정 의</w:t>
-                  </w:r>
-                </w:p>
-              </w:tc>
-              <w:tc>
-                <w:tcPr>
-                  <w:tcW w:type="dxa" w:w="937"/>
-                  <w:tcBorders>
-                    <w:top w:val="single" w:color="BFBFBF" w:sz="4"/>
-                    <w:left w:val="single" w:color="BFBFBF" w:sz="4"/>
-                    <w:bottom w:val="single" w:color="BFBFBF" w:sz="4"/>
-                    <w:right w:val="single" w:color="BFBFBF" w:sz="4"/>
-                  </w:tcBorders>
-                  <w:shd w:fill="EFEFEF" w:val="clear"/>
-                  <w:tcMar>
-                    <w:top w:type="dxa" w:w="20"/>
-                    <w:left w:type="dxa" w:w="90"/>
-                    <w:bottom w:type="dxa" w:w="20"/>
-                    <w:right w:type="dxa" w:w="70"/>
-                  </w:tcMar>
-                  <w:vAlign w:val="center"/>
-                </w:tcPr>
-                <w:p>
-                  <w:pPr>
-                    <w:spacing w:after="0" w:before="0" w:line="196" w:lineRule="exact"/>
-                    <w:jc w:val="center"/>
-                  </w:pPr>
-                  <w:r>
-                    <w:rPr>
-                      <w:rFonts w:ascii="Malgun Gothic" w:eastAsia="Malgun Gothic" w:hAnsi="Malgun Gothic"/>
-                      <w:b/>
-                      <w:bCs/>
-                      <w:snapToGrid w:val="false"/>
-                      <w:color w:val="333333"/>
-                      <w:sz w:val="14"/>
-                      <w:szCs w:val="14"/>
-                    </w:rPr>
-                    <w:t xml:space="preserve">사망률(%)</w:t>
-                  </w:r>
-                </w:p>
-              </w:tc>
-            </w:tr>
-            <w:tr>
-              <w:trPr>
-                <w:trHeight w:val="272" w:hRule="exact"/>
-              </w:trPr>
-              <w:tc>
-                <w:tcPr>
-                  <w:tcW w:type="dxa" w:w="586"/>
-                  <w:tcBorders>
-                    <w:top w:val="single" w:color="BFBFBF" w:sz="4"/>
-                    <w:left w:val="single" w:color="BFBFBF" w:sz="4"/>
-                    <w:bottom w:val="single" w:color="BFBFBF" w:sz="4"/>
-                    <w:right w:val="single" w:color="BFBFBF" w:sz="4"/>
-                  </w:tcBorders>
-                  <w:tcMar>
-                    <w:top w:type="dxa" w:w="20"/>
-                    <w:left w:type="dxa" w:w="90"/>
-                    <w:bottom w:type="dxa" w:w="20"/>
-                    <w:right w:type="dxa" w:w="70"/>
-                  </w:tcMar>
-                  <w:vAlign w:val="center"/>
-                </w:tcPr>
-                <w:p>
-                  <w:pPr>
-                    <w:spacing w:after="0" w:before="0" w:line="196" w:lineRule="exact"/>
-                    <w:jc w:val="center"/>
-                  </w:pPr>
-                  <w:r>
-                    <w:rPr>
-                      <w:rFonts w:ascii="Malgun Gothic" w:eastAsia="Malgun Gothic" w:hAnsi="Malgun Gothic"/>
-                      <w:b w:val="false"/>
-                      <w:bCs w:val="false"/>
-                      <w:snapToGrid w:val="false"/>
-                      <w:color w:val="333333"/>
-                      <w:sz w:val="14"/>
-                      <w:szCs w:val="14"/>
-                    </w:rPr>
-                    <w:t xml:space="preserve">□</w:t>
-                  </w:r>
-                </w:p>
-              </w:tc>
-              <w:tc>
-                <w:tcPr>
-                  <w:tcW w:type="dxa" w:w="820"/>
-                  <w:tcBorders>
-                    <w:top w:val="single" w:color="BFBFBF" w:sz="4"/>
-                    <w:left w:val="single" w:color="BFBFBF" w:sz="4"/>
-                    <w:bottom w:val="single" w:color="BFBFBF" w:sz="4"/>
-                    <w:right w:val="single" w:color="BFBFBF" w:sz="4"/>
-                  </w:tcBorders>
-                  <w:tcMar>
-                    <w:top w:type="dxa" w:w="20"/>
-                    <w:left w:type="dxa" w:w="90"/>
-                    <w:bottom w:type="dxa" w:w="20"/>
-                    <w:right w:type="dxa" w:w="70"/>
-                  </w:tcMar>
-                  <w:vAlign w:val="center"/>
-                </w:tcPr>
-                <w:p>
-                  <w:pPr>
-                    <w:spacing w:after="0" w:before="0" w:line="196" w:lineRule="exact"/>
-                    <w:jc w:val="center"/>
-                  </w:pPr>
-                  <w:r>
-                    <w:rPr>
-                      <w:rFonts w:ascii="Malgun Gothic" w:eastAsia="Malgun Gothic" w:hAnsi="Malgun Gothic"/>
-                      <w:b w:val="false"/>
-                      <w:bCs w:val="false"/>
-                      <w:snapToGrid w:val="false"/>
-                      <w:color w:val="333333"/>
-                      <w:sz w:val="14"/>
-                      <w:szCs w:val="14"/>
-                    </w:rPr>
-                    <w:t xml:space="preserve">Ⅰ</w:t>
-                  </w:r>
-                </w:p>
-              </w:tc>
-              <w:tc>
-                <w:tcPr>
-                  <w:tcW w:type="dxa" w:w="5467"/>
-                  <w:tcBorders>
-                    <w:top w:val="single" w:color="BFBFBF" w:sz="4"/>
-                    <w:left w:val="single" w:color="BFBFBF" w:sz="4"/>
-                    <w:bottom w:val="single" w:color="BFBFBF" w:sz="4"/>
-                    <w:right w:val="single" w:color="BFBFBF" w:sz="4"/>
-                  </w:tcBorders>
-                  <w:tcMar>
-                    <w:top w:type="dxa" w:w="20"/>
-                    <w:left w:type="dxa" w:w="90"/>
-                    <w:bottom w:type="dxa" w:w="20"/>
-                    <w:right w:type="dxa" w:w="70"/>
-                  </w:tcMar>
-                  <w:vAlign w:val="center"/>
-                </w:tcPr>
-                <w:p>
-                  <w:pPr>
-                    <w:spacing w:after="0" w:before="0" w:line="196" w:lineRule="exact"/>
-                    <w:jc w:val="center"/>
-                  </w:pPr>
-                  <w:r>
-                    <w:rPr>
-                      <w:rFonts w:ascii="Malgun Gothic" w:eastAsia="Malgun Gothic" w:hAnsi="Malgun Gothic"/>
-                      <w:b w:val="false"/>
-                      <w:bCs w:val="false"/>
-                      <w:snapToGrid w:val="false"/>
-                      <w:color w:val="333333"/>
-                      <w:sz w:val="14"/>
-                      <w:szCs w:val="14"/>
-                    </w:rPr>
-                    <w:t xml:space="preserve">정상적이고 건강한 개체</w:t>
-                  </w:r>
-                </w:p>
-              </w:tc>
-              <w:tc>
-                <w:tcPr>
-                  <w:tcW w:type="dxa" w:w="937"/>
-                  <w:tcBorders>
-                    <w:top w:val="single" w:color="BFBFBF" w:sz="4"/>
-                    <w:left w:val="single" w:color="BFBFBF" w:sz="4"/>
-                    <w:bottom w:val="single" w:color="BFBFBF" w:sz="4"/>
-                    <w:right w:val="single" w:color="BFBFBF" w:sz="4"/>
-                  </w:tcBorders>
-                  <w:tcMar>
-                    <w:top w:type="dxa" w:w="20"/>
-                    <w:left w:type="dxa" w:w="90"/>
-                    <w:bottom w:type="dxa" w:w="20"/>
-                    <w:right w:type="dxa" w:w="70"/>
-                  </w:tcMar>
-                  <w:vAlign w:val="center"/>
-                </w:tcPr>
-                <w:p>
-                  <w:pPr>
-                    <w:spacing w:after="0" w:before="0" w:line="196" w:lineRule="exact"/>
-                    <w:jc w:val="center"/>
-                  </w:pPr>
-                  <w:r>
-                    <w:rPr>
-                      <w:rFonts w:ascii="Malgun Gothic" w:eastAsia="Malgun Gothic" w:hAnsi="Malgun Gothic"/>
-                      <w:b w:val="false"/>
-                      <w:bCs w:val="false"/>
-                      <w:snapToGrid w:val="false"/>
-                      <w:color w:val="333333"/>
-                      <w:sz w:val="14"/>
-                      <w:szCs w:val="14"/>
-                    </w:rPr>
-                    <w:t xml:space="preserve">0.1</w:t>
-                  </w:r>
-                </w:p>
-              </w:tc>
-            </w:tr>
-            <w:tr>
-              <w:trPr>
-                <w:trHeight w:val="272" w:hRule="exact"/>
-              </w:trPr>
-              <w:tc>
-                <w:tcPr>
-                  <w:tcW w:type="dxa" w:w="586"/>
-                  <w:tcBorders>
-                    <w:top w:val="single" w:color="BFBFBF" w:sz="4"/>
-                    <w:left w:val="single" w:color="BFBFBF" w:sz="4"/>
-                    <w:bottom w:val="single" w:color="BFBFBF" w:sz="4"/>
-                    <w:right w:val="single" w:color="BFBFBF" w:sz="4"/>
-                  </w:tcBorders>
-                  <w:tcMar>
-                    <w:top w:type="dxa" w:w="20"/>
-                    <w:left w:type="dxa" w:w="90"/>
-                    <w:bottom w:type="dxa" w:w="20"/>
-                    <w:right w:type="dxa" w:w="70"/>
-                  </w:tcMar>
-                  <w:vAlign w:val="center"/>
-                </w:tcPr>
-                <w:p>
-                  <w:pPr>
-                    <w:spacing w:after="0" w:before="0" w:line="196" w:lineRule="exact"/>
-                    <w:jc w:val="center"/>
-                  </w:pPr>
-                  <w:r>
-                    <w:rPr>
-                      <w:rFonts w:ascii="Malgun Gothic" w:eastAsia="Malgun Gothic" w:hAnsi="Malgun Gothic"/>
-                      <w:b w:val="false"/>
-                      <w:bCs w:val="false"/>
-                      <w:snapToGrid w:val="false"/>
-                      <w:color w:val="333333"/>
-                      <w:sz w:val="14"/>
-                      <w:szCs w:val="14"/>
-                    </w:rPr>
-                    <w:t xml:space="preserve">□</w:t>
-                  </w:r>
-                </w:p>
-              </w:tc>
-              <w:tc>
-                <w:tcPr>
-                  <w:tcW w:type="dxa" w:w="820"/>
-                  <w:tcBorders>
-                    <w:top w:val="single" w:color="BFBFBF" w:sz="4"/>
-                    <w:left w:val="single" w:color="BFBFBF" w:sz="4"/>
-                    <w:bottom w:val="single" w:color="BFBFBF" w:sz="4"/>
-                    <w:right w:val="single" w:color="BFBFBF" w:sz="4"/>
-                  </w:tcBorders>
-                  <w:tcMar>
-                    <w:top w:type="dxa" w:w="20"/>
-                    <w:left w:type="dxa" w:w="90"/>
-                    <w:bottom w:type="dxa" w:w="20"/>
-                    <w:right w:type="dxa" w:w="70"/>
-                  </w:tcMar>
-                  <w:vAlign w:val="center"/>
-                </w:tcPr>
-                <w:p>
-                  <w:pPr>
-                    <w:spacing w:after="0" w:before="0" w:line="196" w:lineRule="exact"/>
-                    <w:jc w:val="center"/>
-                  </w:pPr>
-                  <w:r>
-                    <w:rPr>
-                      <w:rFonts w:ascii="Malgun Gothic" w:eastAsia="Malgun Gothic" w:hAnsi="Malgun Gothic"/>
-                      <w:b w:val="false"/>
-                      <w:bCs w:val="false"/>
-                      <w:snapToGrid w:val="false"/>
-                      <w:color w:val="333333"/>
-                      <w:sz w:val="14"/>
-                      <w:szCs w:val="14"/>
-                    </w:rPr>
-                    <w:t xml:space="preserve">Ⅱ</w:t>
-                  </w:r>
-                </w:p>
-              </w:tc>
-              <w:tc>
-                <w:tcPr>
-                  <w:tcW w:type="dxa" w:w="5467"/>
-                  <w:tcBorders>
-                    <w:top w:val="single" w:color="BFBFBF" w:sz="4"/>
-                    <w:left w:val="single" w:color="BFBFBF" w:sz="4"/>
-                    <w:bottom w:val="single" w:color="BFBFBF" w:sz="4"/>
-                    <w:right w:val="single" w:color="BFBFBF" w:sz="4"/>
-                  </w:tcBorders>
-                  <w:tcMar>
-                    <w:top w:type="dxa" w:w="20"/>
-                    <w:left w:type="dxa" w:w="90"/>
-                    <w:bottom w:type="dxa" w:w="20"/>
-                    <w:right w:type="dxa" w:w="70"/>
-                  </w:tcMar>
-                  <w:vAlign w:val="center"/>
-                </w:tcPr>
-                <w:p>
-                  <w:pPr>
-                    <w:spacing w:after="0" w:before="0" w:line="196" w:lineRule="exact"/>
-                    <w:jc w:val="center"/>
-                  </w:pPr>
-                  <w:r>
-                    <w:rPr>
-                      <w:rFonts w:ascii="Malgun Gothic" w:eastAsia="Malgun Gothic" w:hAnsi="Malgun Gothic"/>
-                      <w:b w:val="false"/>
-                      <w:bCs w:val="false"/>
-                      <w:snapToGrid w:val="false"/>
-                      <w:color w:val="333333"/>
-                      <w:sz w:val="14"/>
-                      <w:szCs w:val="14"/>
-                    </w:rPr>
-                    <w:t xml:space="preserve">활동을 제한하지 않는 가벼운 전신적 질환</w:t>
-                  </w:r>
-                </w:p>
-              </w:tc>
-              <w:tc>
-                <w:tcPr>
-                  <w:tcW w:type="dxa" w:w="937"/>
-                  <w:tcBorders>
-                    <w:top w:val="single" w:color="BFBFBF" w:sz="4"/>
-                    <w:left w:val="single" w:color="BFBFBF" w:sz="4"/>
-                    <w:bottom w:val="single" w:color="BFBFBF" w:sz="4"/>
-                    <w:right w:val="single" w:color="BFBFBF" w:sz="4"/>
-                  </w:tcBorders>
-                  <w:tcMar>
-                    <w:top w:type="dxa" w:w="20"/>
-                    <w:left w:type="dxa" w:w="90"/>
-                    <w:bottom w:type="dxa" w:w="20"/>
-                    <w:right w:type="dxa" w:w="70"/>
-                  </w:tcMar>
-                  <w:vAlign w:val="center"/>
-                </w:tcPr>
-                <w:p>
-                  <w:pPr>
-                    <w:spacing w:after="0" w:before="0" w:line="196" w:lineRule="exact"/>
-                    <w:jc w:val="center"/>
-                  </w:pPr>
-                  <w:r>
-                    <w:rPr>
-                      <w:rFonts w:ascii="Malgun Gothic" w:eastAsia="Malgun Gothic" w:hAnsi="Malgun Gothic"/>
-                      <w:b w:val="false"/>
-                      <w:bCs w:val="false"/>
-                      <w:snapToGrid w:val="false"/>
-                      <w:color w:val="333333"/>
-                      <w:sz w:val="14"/>
-                      <w:szCs w:val="14"/>
-                    </w:rPr>
-                    <w:t xml:space="preserve">1</w:t>
-                  </w:r>
-                </w:p>
-              </w:tc>
-            </w:tr>
-            <w:tr>
-              <w:trPr>
-                <w:trHeight w:val="272" w:hRule="exact"/>
-              </w:trPr>
-              <w:tc>
-                <w:tcPr>
-                  <w:tcW w:type="dxa" w:w="586"/>
-                  <w:tcBorders>
-                    <w:top w:val="single" w:color="BFBFBF" w:sz="4"/>
-                    <w:left w:val="single" w:color="BFBFBF" w:sz="4"/>
-                    <w:bottom w:val="single" w:color="BFBFBF" w:sz="4"/>
-                    <w:right w:val="single" w:color="BFBFBF" w:sz="4"/>
-                  </w:tcBorders>
-                  <w:tcMar>
-                    <w:top w:type="dxa" w:w="20"/>
-                    <w:left w:type="dxa" w:w="90"/>
-                    <w:bottom w:type="dxa" w:w="20"/>
-                    <w:right w:type="dxa" w:w="70"/>
-                  </w:tcMar>
-                  <w:vAlign w:val="center"/>
-                </w:tcPr>
-                <w:p>
-                  <w:pPr>
-                    <w:spacing w:after="0" w:before="0" w:line="196" w:lineRule="exact"/>
-                    <w:jc w:val="center"/>
-                  </w:pPr>
-                  <w:r>
-                    <w:rPr>
-                      <w:rFonts w:ascii="Malgun Gothic" w:eastAsia="Malgun Gothic" w:hAnsi="Malgun Gothic"/>
-                      <w:b w:val="false"/>
-                      <w:bCs w:val="false"/>
-                      <w:snapToGrid w:val="false"/>
-                      <w:color w:val="333333"/>
-                      <w:sz w:val="14"/>
-                      <w:szCs w:val="14"/>
-                    </w:rPr>
-                    <w:t xml:space="preserve">□</w:t>
-                  </w:r>
-                </w:p>
-              </w:tc>
-              <w:tc>
-                <w:tcPr>
-                  <w:tcW w:type="dxa" w:w="820"/>
-                  <w:tcBorders>
-                    <w:top w:val="single" w:color="BFBFBF" w:sz="4"/>
-                    <w:left w:val="single" w:color="BFBFBF" w:sz="4"/>
-                    <w:bottom w:val="single" w:color="BFBFBF" w:sz="4"/>
-                    <w:right w:val="single" w:color="BFBFBF" w:sz="4"/>
-                  </w:tcBorders>
-                  <w:tcMar>
-                    <w:top w:type="dxa" w:w="20"/>
-                    <w:left w:type="dxa" w:w="90"/>
-                    <w:bottom w:type="dxa" w:w="20"/>
-                    <w:right w:type="dxa" w:w="70"/>
-                  </w:tcMar>
-                  <w:vAlign w:val="center"/>
-                </w:tcPr>
-                <w:p>
-                  <w:pPr>
-                    <w:spacing w:after="0" w:before="0" w:line="196" w:lineRule="exact"/>
-                    <w:jc w:val="center"/>
-                  </w:pPr>
-                  <w:r>
-                    <w:rPr>
-                      <w:rFonts w:ascii="Malgun Gothic" w:eastAsia="Malgun Gothic" w:hAnsi="Malgun Gothic"/>
-                      <w:b w:val="false"/>
-                      <w:bCs w:val="false"/>
-                      <w:snapToGrid w:val="false"/>
-                      <w:color w:val="333333"/>
-                      <w:sz w:val="14"/>
-                      <w:szCs w:val="14"/>
-                    </w:rPr>
-                    <w:t xml:space="preserve">Ⅲ</w:t>
-                  </w:r>
-                </w:p>
-              </w:tc>
-              <w:tc>
-                <w:tcPr>
-                  <w:tcW w:type="dxa" w:w="5467"/>
-                  <w:tcBorders>
-                    <w:top w:val="single" w:color="BFBFBF" w:sz="4"/>
-                    <w:left w:val="single" w:color="BFBFBF" w:sz="4"/>
-                    <w:bottom w:val="single" w:color="BFBFBF" w:sz="4"/>
-                    <w:right w:val="single" w:color="BFBFBF" w:sz="4"/>
-                  </w:tcBorders>
-                  <w:tcMar>
-                    <w:top w:type="dxa" w:w="20"/>
-                    <w:left w:type="dxa" w:w="90"/>
-                    <w:bottom w:type="dxa" w:w="20"/>
-                    <w:right w:type="dxa" w:w="70"/>
-                  </w:tcMar>
-                  <w:vAlign w:val="center"/>
-                </w:tcPr>
-                <w:p>
-                  <w:pPr>
-                    <w:spacing w:after="0" w:before="0" w:line="196" w:lineRule="exact"/>
-                    <w:jc w:val="center"/>
-                  </w:pPr>
-                  <w:r>
-                    <w:rPr>
-                      <w:rFonts w:ascii="Malgun Gothic" w:eastAsia="Malgun Gothic" w:hAnsi="Malgun Gothic"/>
-                      <w:b w:val="false"/>
-                      <w:bCs w:val="false"/>
-                      <w:snapToGrid w:val="false"/>
-                      <w:color w:val="333333"/>
-                      <w:sz w:val="14"/>
-                      <w:szCs w:val="14"/>
-                    </w:rPr>
-                    <w:t xml:space="preserve">활동이 가능한 중증의 전신적 질환</w:t>
-                  </w:r>
-                </w:p>
-              </w:tc>
-              <w:tc>
-                <w:tcPr>
-                  <w:tcW w:type="dxa" w:w="937"/>
-                  <w:tcBorders>
-                    <w:top w:val="single" w:color="BFBFBF" w:sz="4"/>
-                    <w:left w:val="single" w:color="BFBFBF" w:sz="4"/>
-                    <w:bottom w:val="single" w:color="BFBFBF" w:sz="4"/>
-                    <w:right w:val="single" w:color="BFBFBF" w:sz="4"/>
-                  </w:tcBorders>
-                  <w:tcMar>
-                    <w:top w:type="dxa" w:w="20"/>
-                    <w:left w:type="dxa" w:w="90"/>
-                    <w:bottom w:type="dxa" w:w="20"/>
-                    <w:right w:type="dxa" w:w="70"/>
-                  </w:tcMar>
-                  <w:vAlign w:val="center"/>
-                </w:tcPr>
-                <w:p>
-                  <w:pPr>
-                    <w:spacing w:after="0" w:before="0" w:line="196" w:lineRule="exact"/>
-                    <w:jc w:val="center"/>
-                  </w:pPr>
-                  <w:r>
-                    <w:rPr>
-                      <w:rFonts w:ascii="Malgun Gothic" w:eastAsia="Malgun Gothic" w:hAnsi="Malgun Gothic"/>
-                      <w:b w:val="false"/>
-                      <w:bCs w:val="false"/>
-                      <w:snapToGrid w:val="false"/>
-                      <w:color w:val="333333"/>
-                      <w:sz w:val="14"/>
-                      <w:szCs w:val="14"/>
-                    </w:rPr>
-                    <w:t xml:space="preserve">10</w:t>
-                  </w:r>
-                </w:p>
-              </w:tc>
-            </w:tr>
-            <w:tr>
-              <w:trPr>
-                <w:trHeight w:val="272" w:hRule="exact"/>
-              </w:trPr>
-              <w:tc>
-                <w:tcPr>
-                  <w:tcW w:type="dxa" w:w="586"/>
-                  <w:tcBorders>
-                    <w:top w:val="single" w:color="BFBFBF" w:sz="4"/>
-                    <w:left w:val="single" w:color="BFBFBF" w:sz="4"/>
-                    <w:bottom w:val="single" w:color="BFBFBF" w:sz="4"/>
-                    <w:right w:val="single" w:color="BFBFBF" w:sz="4"/>
-                  </w:tcBorders>
-                  <w:tcMar>
-                    <w:top w:type="dxa" w:w="20"/>
-                    <w:left w:type="dxa" w:w="90"/>
-                    <w:bottom w:type="dxa" w:w="20"/>
-                    <w:right w:type="dxa" w:w="70"/>
-                  </w:tcMar>
-                  <w:vAlign w:val="center"/>
-                </w:tcPr>
-                <w:p>
-                  <w:pPr>
-                    <w:spacing w:after="0" w:before="0" w:line="196" w:lineRule="exact"/>
-                    <w:jc w:val="center"/>
-                  </w:pPr>
-                  <w:r>
-                    <w:rPr>
-                      <w:rFonts w:ascii="Malgun Gothic" w:eastAsia="Malgun Gothic" w:hAnsi="Malgun Gothic"/>
-                      <w:b w:val="false"/>
-                      <w:bCs w:val="false"/>
-                      <w:snapToGrid w:val="false"/>
-                      <w:color w:val="333333"/>
-                      <w:sz w:val="14"/>
-                      <w:szCs w:val="14"/>
-                    </w:rPr>
-                    <w:t xml:space="preserve">□</w:t>
-                  </w:r>
-                </w:p>
-              </w:tc>
-              <w:tc>
-                <w:tcPr>
-                  <w:tcW w:type="dxa" w:w="820"/>
-                  <w:tcBorders>
-                    <w:top w:val="single" w:color="BFBFBF" w:sz="4"/>
-                    <w:left w:val="single" w:color="BFBFBF" w:sz="4"/>
-                    <w:bottom w:val="single" w:color="BFBFBF" w:sz="4"/>
-                    <w:right w:val="single" w:color="BFBFBF" w:sz="4"/>
-                  </w:tcBorders>
-                  <w:tcMar>
-                    <w:top w:type="dxa" w:w="20"/>
-                    <w:left w:type="dxa" w:w="90"/>
-                    <w:bottom w:type="dxa" w:w="20"/>
-                    <w:right w:type="dxa" w:w="70"/>
-                  </w:tcMar>
-                  <w:vAlign w:val="center"/>
-                </w:tcPr>
-                <w:p>
-                  <w:pPr>
-                    <w:spacing w:after="0" w:before="0" w:line="196" w:lineRule="exact"/>
-                    <w:jc w:val="center"/>
-                  </w:pPr>
-                  <w:r>
-                    <w:rPr>
-                      <w:rFonts w:ascii="Malgun Gothic" w:eastAsia="Malgun Gothic" w:hAnsi="Malgun Gothic"/>
-                      <w:b w:val="false"/>
-                      <w:bCs w:val="false"/>
-                      <w:snapToGrid w:val="false"/>
-                      <w:color w:val="333333"/>
-                      <w:sz w:val="14"/>
-                      <w:szCs w:val="14"/>
-                    </w:rPr>
-                    <w:t xml:space="preserve">Ⅳ</w:t>
-                  </w:r>
-                </w:p>
-              </w:tc>
-              <w:tc>
-                <w:tcPr>
-                  <w:tcW w:type="dxa" w:w="5467"/>
-                  <w:tcBorders>
-                    <w:top w:val="single" w:color="BFBFBF" w:sz="4"/>
-                    <w:left w:val="single" w:color="BFBFBF" w:sz="4"/>
-                    <w:bottom w:val="single" w:color="BFBFBF" w:sz="4"/>
-                    <w:right w:val="single" w:color="BFBFBF" w:sz="4"/>
-                  </w:tcBorders>
-                  <w:tcMar>
-                    <w:top w:type="dxa" w:w="20"/>
-                    <w:left w:type="dxa" w:w="90"/>
-                    <w:bottom w:type="dxa" w:w="20"/>
-                    <w:right w:type="dxa" w:w="70"/>
-                  </w:tcMar>
-                  <w:vAlign w:val="center"/>
-                </w:tcPr>
-                <w:p>
-                  <w:pPr>
-                    <w:spacing w:after="0" w:before="0" w:line="196" w:lineRule="exact"/>
-                    <w:jc w:val="center"/>
-                  </w:pPr>
-                  <w:r>
-                    <w:rPr>
-                      <w:rFonts w:ascii="Malgun Gothic" w:eastAsia="Malgun Gothic" w:hAnsi="Malgun Gothic"/>
-                      <w:b w:val="false"/>
-                      <w:bCs w:val="false"/>
-                      <w:snapToGrid w:val="false"/>
-                      <w:color w:val="333333"/>
-                      <w:sz w:val="14"/>
-                      <w:szCs w:val="14"/>
-                    </w:rPr>
-                    <w:t xml:space="preserve">지속적으로 생명을 위협하며, 활동이 불가능한 전신적 질환</w:t>
-                  </w:r>
-                </w:p>
-              </w:tc>
-              <w:tc>
-                <w:tcPr>
-                  <w:tcW w:type="dxa" w:w="937"/>
-                  <w:tcBorders>
-                    <w:top w:val="single" w:color="BFBFBF" w:sz="4"/>
-                    <w:left w:val="single" w:color="BFBFBF" w:sz="4"/>
-                    <w:bottom w:val="single" w:color="BFBFBF" w:sz="4"/>
-                    <w:right w:val="single" w:color="BFBFBF" w:sz="4"/>
-                  </w:tcBorders>
-                  <w:tcMar>
-                    <w:top w:type="dxa" w:w="20"/>
-                    <w:left w:type="dxa" w:w="90"/>
-                    <w:bottom w:type="dxa" w:w="20"/>
-                    <w:right w:type="dxa" w:w="70"/>
-                  </w:tcMar>
-                  <w:vAlign w:val="center"/>
-                </w:tcPr>
-                <w:p>
-                  <w:pPr>
-                    <w:spacing w:after="0" w:before="0" w:line="196" w:lineRule="exact"/>
-                    <w:jc w:val="center"/>
-                  </w:pPr>
-                  <w:r>
-                    <w:rPr>
-                      <w:rFonts w:ascii="Malgun Gothic" w:eastAsia="Malgun Gothic" w:hAnsi="Malgun Gothic"/>
-                      <w:b w:val="false"/>
-                      <w:bCs w:val="false"/>
-                      <w:snapToGrid w:val="false"/>
-                      <w:color w:val="333333"/>
-                      <w:sz w:val="14"/>
-                      <w:szCs w:val="14"/>
-                    </w:rPr>
-                    <w:t xml:space="preserve">30</w:t>
-                  </w:r>
-                </w:p>
-              </w:tc>
-            </w:tr>
-            <w:tr>
-              <w:trPr>
-                <w:trHeight w:val="272" w:hRule="exact"/>
-              </w:trPr>
-              <w:tc>
-                <w:tcPr>
-                  <w:tcW w:type="dxa" w:w="586"/>
-                  <w:tcBorders>
-                    <w:top w:val="single" w:color="BFBFBF" w:sz="4"/>
-                    <w:left w:val="single" w:color="BFBFBF" w:sz="4"/>
-                    <w:bottom w:val="single" w:color="BFBFBF" w:sz="4"/>
-                    <w:right w:val="single" w:color="BFBFBF" w:sz="4"/>
-                  </w:tcBorders>
-                  <w:tcMar>
-                    <w:top w:type="dxa" w:w="20"/>
-                    <w:left w:type="dxa" w:w="90"/>
-                    <w:bottom w:type="dxa" w:w="20"/>
-                    <w:right w:type="dxa" w:w="70"/>
-                  </w:tcMar>
-                  <w:vAlign w:val="center"/>
-                </w:tcPr>
-                <w:p>
-                  <w:pPr>
-                    <w:spacing w:after="0" w:before="0" w:line="196" w:lineRule="exact"/>
-                    <w:jc w:val="center"/>
-                  </w:pPr>
-                  <w:r>
-                    <w:rPr>
-                      <w:rFonts w:ascii="Malgun Gothic" w:eastAsia="Malgun Gothic" w:hAnsi="Malgun Gothic"/>
-                      <w:b w:val="false"/>
-                      <w:bCs w:val="false"/>
-                      <w:snapToGrid w:val="false"/>
-                      <w:color w:val="333333"/>
-                      <w:sz w:val="14"/>
-                      <w:szCs w:val="14"/>
-                    </w:rPr>
-                    <w:t xml:space="preserve">□</w:t>
-                  </w:r>
-                </w:p>
-              </w:tc>
-              <w:tc>
-                <w:tcPr>
-                  <w:tcW w:type="dxa" w:w="820"/>
-                  <w:tcBorders>
-                    <w:top w:val="single" w:color="BFBFBF" w:sz="4"/>
-                    <w:left w:val="single" w:color="BFBFBF" w:sz="4"/>
-                    <w:bottom w:val="single" w:color="BFBFBF" w:sz="4"/>
-                    <w:right w:val="single" w:color="BFBFBF" w:sz="4"/>
-                  </w:tcBorders>
-                  <w:tcMar>
-                    <w:top w:type="dxa" w:w="20"/>
-                    <w:left w:type="dxa" w:w="90"/>
-                    <w:bottom w:type="dxa" w:w="20"/>
-                    <w:right w:type="dxa" w:w="70"/>
-                  </w:tcMar>
-                  <w:vAlign w:val="center"/>
-                </w:tcPr>
-                <w:p>
-                  <w:pPr>
-                    <w:spacing w:after="0" w:before="0" w:line="196" w:lineRule="exact"/>
-                    <w:jc w:val="center"/>
-                  </w:pPr>
-                  <w:r>
-                    <w:rPr>
-                      <w:rFonts w:ascii="Malgun Gothic" w:eastAsia="Malgun Gothic" w:hAnsi="Malgun Gothic"/>
-                      <w:b w:val="false"/>
-                      <w:bCs w:val="false"/>
-                      <w:snapToGrid w:val="false"/>
-                      <w:color w:val="333333"/>
-                      <w:sz w:val="14"/>
-                      <w:szCs w:val="14"/>
-                    </w:rPr>
-                    <w:t xml:space="preserve">Ⅴ</w:t>
-                  </w:r>
-                </w:p>
-              </w:tc>
-              <w:tc>
-                <w:tcPr>
-                  <w:tcW w:type="dxa" w:w="5467"/>
-                  <w:tcBorders>
-                    <w:top w:val="single" w:color="BFBFBF" w:sz="4"/>
-                    <w:left w:val="single" w:color="BFBFBF" w:sz="4"/>
-                    <w:bottom w:val="single" w:color="BFBFBF" w:sz="4"/>
-                    <w:right w:val="single" w:color="BFBFBF" w:sz="4"/>
-                  </w:tcBorders>
-                  <w:tcMar>
-                    <w:top w:type="dxa" w:w="20"/>
-                    <w:left w:type="dxa" w:w="90"/>
-                    <w:bottom w:type="dxa" w:w="20"/>
-                    <w:right w:type="dxa" w:w="70"/>
-                  </w:tcMar>
-                  <w:vAlign w:val="center"/>
-                </w:tcPr>
-                <w:p>
-                  <w:pPr>
-                    <w:spacing w:after="0" w:before="0" w:line="196" w:lineRule="exact"/>
-                    <w:jc w:val="center"/>
-                  </w:pPr>
-                  <w:r>
-                    <w:rPr>
-                      <w:rFonts w:ascii="Malgun Gothic" w:eastAsia="Malgun Gothic" w:hAnsi="Malgun Gothic"/>
-                      <w:b w:val="false"/>
-                      <w:bCs w:val="false"/>
-                      <w:snapToGrid w:val="false"/>
-                      <w:color w:val="333333"/>
-                      <w:sz w:val="14"/>
-                      <w:szCs w:val="14"/>
-                    </w:rPr>
-                    <w:t xml:space="preserve">수술과 관계없이 24시간 이내에 사망할 수 있는 빈사 상태</w:t>
-                  </w:r>
-                </w:p>
-              </w:tc>
-              <w:tc>
-                <w:tcPr>
-                  <w:tcW w:type="dxa" w:w="937"/>
-                  <w:tcBorders>
-                    <w:top w:val="single" w:color="BFBFBF" w:sz="4"/>
-                    <w:left w:val="single" w:color="BFBFBF" w:sz="4"/>
-                    <w:bottom w:val="single" w:color="BFBFBF" w:sz="4"/>
-                    <w:right w:val="single" w:color="BFBFBF" w:sz="4"/>
-                  </w:tcBorders>
-                  <w:tcMar>
-                    <w:top w:type="dxa" w:w="20"/>
-                    <w:left w:type="dxa" w:w="90"/>
-                    <w:bottom w:type="dxa" w:w="20"/>
-                    <w:right w:type="dxa" w:w="70"/>
-                  </w:tcMar>
-                  <w:vAlign w:val="center"/>
-                </w:tcPr>
-                <w:p>
-                  <w:pPr>
-                    <w:spacing w:after="0" w:before="0" w:line="196" w:lineRule="exact"/>
-                    <w:jc w:val="center"/>
-                  </w:pPr>
-                  <w:r>
-                    <w:rPr>
-                      <w:rFonts w:ascii="Malgun Gothic" w:eastAsia="Malgun Gothic" w:hAnsi="Malgun Gothic"/>
-                      <w:b w:val="false"/>
-                      <w:bCs w:val="false"/>
-                      <w:snapToGrid w:val="false"/>
-                      <w:color w:val="333333"/>
-                      <w:sz w:val="14"/>
-                      <w:szCs w:val="14"/>
-                    </w:rPr>
-                    <w:t xml:space="preserve">50</w:t>
-                  </w:r>
-                </w:p>
-              </w:tc>
-            </w:tr>
-          </w:tbl>
+              <w:t xml:space="preserve">· 자궁이 터지면 복막염과 패혈증으로 급격히 악화되어 응급 수술이 원칙입니다.</w:t>
+            </w:r>
+          </w:p>
           <w:p>
             <w:pPr>
               <w:spacing w:after="0" w:before="0" w:line="250" w:lineRule="exact"/>
@@ -2595,7 +1462,7 @@
                 <w:sz w:val="17"/>
                 <w:szCs w:val="17"/>
               </w:rPr>
-              <w:t xml:space="preserve">진료 전후에</w:t>
+              <w:t xml:space="preserve">진료의 필요성 ·</w:t>
             </w:r>
             <w:r>
               <w:br/>
@@ -2610,22 +1477,7 @@
                 <w:sz w:val="17"/>
                 <w:szCs w:val="17"/>
               </w:rPr>
-              <w:t xml:space="preserve">보호자의</w:t>
-            </w:r>
-            <w:r>
-              <w:br/>
-            </w:r>
-            <w:r>
-              <w:rPr>
-                <w:rFonts w:ascii="Malgun Gothic" w:eastAsia="Malgun Gothic" w:hAnsi="Malgun Gothic"/>
-                <w:b/>
-                <w:bCs/>
-                <w:snapToGrid w:val="false"/>
-                <w:color w:val="333333"/>
-                <w:sz w:val="17"/>
-                <w:szCs w:val="17"/>
-              </w:rPr>
-              <w:t xml:space="preserve">준수 및 숙지 사항</w:t>
+              <w:t xml:space="preserve">방법 및 내용</w:t>
             </w:r>
           </w:p>
         </w:tc>
@@ -2661,7 +1513,7 @@
                 <w:sz w:val="16"/>
                 <w:szCs w:val="16"/>
               </w:rPr>
-              <w:t xml:space="preserve">· 입원 치료와 수액 요법이 필요할 수 있습니다.</w:t>
+              <w:t xml:space="preserve">· 자궁에 농이 차 전신 염증과 패혈증 위험이 있습니다.</w:t>
             </w:r>
           </w:p>
           <w:p>
@@ -2679,7 +1531,7 @@
                 <w:sz w:val="16"/>
                 <w:szCs w:val="16"/>
               </w:rPr>
-              <w:t xml:space="preserve">· 기력·식욕 저하 지속 시 즉시 연락해야 합니다.</w:t>
+              <w:t xml:space="preserve">· 자궁과 난소를 즉시 적출합니다.</w:t>
             </w:r>
           </w:p>
           <w:p>
@@ -2723,7 +1575,429 @@
     </w:tbl>
     <w:p>
       <w:pPr>
-        <w:spacing w:after="0" w:before="0" w:line="724" w:lineRule="exact"/>
+        <w:spacing w:after="0" w:before="0" w:line="136" w:lineRule="exact"/>
+      </w:pPr>
+    </w:p>
+    <w:tbl>
+      <w:tblPr>
+        <w:tblW w:type="dxa" w:w="9978"/>
+        <w:tblBorders>
+          <w:top w:val="single" w:color="auto" w:sz="4"/>
+          <w:left w:val="single" w:color="auto" w:sz="4"/>
+          <w:bottom w:val="single" w:color="auto" w:sz="4"/>
+          <w:right w:val="single" w:color="auto" w:sz="4"/>
+          <w:insideH w:val="single" w:color="auto" w:sz="4"/>
+          <w:insideV w:val="single" w:color="auto" w:sz="4"/>
+        </w:tblBorders>
+      </w:tblPr>
+      <w:tblGrid>
+        <w:gridCol w:w="1928"/>
+        <w:gridCol w:w="8050"/>
+      </w:tblGrid>
+      <w:tr>
+        <w:trPr>
+          <w:trHeight w:val="1900" w:hRule="exact"/>
+        </w:trPr>
+        <w:tc>
+          <w:tcPr>
+            <w:tcW w:type="dxa" w:w="1928"/>
+            <w:tcBorders>
+              <w:top w:val="single" w:color="BFBFBF" w:sz="4"/>
+              <w:left w:val="single" w:color="BFBFBF" w:sz="4"/>
+              <w:bottom w:val="single" w:color="BFBFBF" w:sz="4"/>
+              <w:right w:val="single" w:color="BFBFBF" w:sz="4"/>
+            </w:tcBorders>
+            <w:shd w:fill="EFEFEF" w:val="clear"/>
+            <w:tcMar>
+              <w:top w:type="dxa" w:w="20"/>
+              <w:left w:type="dxa" w:w="40"/>
+              <w:bottom w:type="dxa" w:w="20"/>
+              <w:right w:type="dxa" w:w="40"/>
+            </w:tcMar>
+            <w:vAlign w:val="center"/>
+          </w:tcPr>
+          <w:p>
+            <w:pPr>
+              <w:spacing w:after="0" w:before="0" w:line="238" w:lineRule="exact"/>
+              <w:jc w:val="center"/>
+            </w:pPr>
+            <w:r>
+              <w:rPr>
+                <w:rFonts w:ascii="Malgun Gothic" w:eastAsia="Malgun Gothic" w:hAnsi="Malgun Gothic"/>
+                <w:b/>
+                <w:bCs/>
+                <w:snapToGrid w:val="false"/>
+                <w:color w:val="333333"/>
+                <w:sz w:val="17"/>
+                <w:szCs w:val="17"/>
+              </w:rPr>
+              <w:t xml:space="preserve">전형적으로</w:t>
+            </w:r>
+            <w:r>
+              <w:br/>
+            </w:r>
+            <w:r>
+              <w:rPr>
+                <w:rFonts w:ascii="Malgun Gothic" w:eastAsia="Malgun Gothic" w:hAnsi="Malgun Gothic"/>
+                <w:b/>
+                <w:bCs/>
+                <w:snapToGrid w:val="false"/>
+                <w:color w:val="333333"/>
+                <w:sz w:val="17"/>
+                <w:szCs w:val="17"/>
+              </w:rPr>
+              <w:t xml:space="preserve">발생이 예상되는</w:t>
+            </w:r>
+            <w:r>
+              <w:br/>
+            </w:r>
+            <w:r>
+              <w:rPr>
+                <w:rFonts w:ascii="Malgun Gothic" w:eastAsia="Malgun Gothic" w:hAnsi="Malgun Gothic"/>
+                <w:b/>
+                <w:bCs/>
+                <w:snapToGrid w:val="false"/>
+                <w:color w:val="333333"/>
+                <w:sz w:val="17"/>
+                <w:szCs w:val="17"/>
+              </w:rPr>
+              <w:t xml:space="preserve">후유증 또는 부작용</w:t>
+            </w:r>
+          </w:p>
+        </w:tc>
+        <w:tc>
+          <w:tcPr>
+            <w:tcW w:type="dxa" w:w="8050"/>
+            <w:tcBorders>
+              <w:top w:val="single" w:color="BFBFBF" w:sz="4"/>
+              <w:left w:val="single" w:color="BFBFBF" w:sz="4"/>
+              <w:bottom w:val="single" w:color="BFBFBF" w:sz="4"/>
+              <w:right w:val="single" w:color="BFBFBF" w:sz="4"/>
+            </w:tcBorders>
+            <w:tcMar>
+              <w:top w:type="dxa" w:w="40"/>
+              <w:left w:type="dxa" w:w="140"/>
+              <w:bottom w:type="dxa" w:w="40"/>
+              <w:right w:type="dxa" w:w="100"/>
+            </w:tcMar>
+            <w:vAlign w:val="center"/>
+          </w:tcPr>
+          <w:p>
+            <w:pPr>
+              <w:spacing w:after="0" w:before="0" w:line="250" w:lineRule="exact"/>
+              <w:ind w:left="176" w:hanging="176"/>
+            </w:pPr>
+            <w:r>
+              <w:rPr>
+                <w:rFonts w:ascii="Malgun Gothic" w:eastAsia="Malgun Gothic" w:hAnsi="Malgun Gothic"/>
+                <w:b w:val="false"/>
+                <w:bCs w:val="false"/>
+                <w:snapToGrid w:val="false"/>
+                <w:color w:val="333333"/>
+                <w:sz w:val="16"/>
+                <w:szCs w:val="16"/>
+              </w:rPr>
+              <w:t xml:space="preserve">· 패혈증, 신부전, 파종성 혈관내 응고로 사망할 수 있습니다.</w:t>
+            </w:r>
+          </w:p>
+          <w:p>
+            <w:pPr>
+              <w:spacing w:after="0" w:before="0" w:line="250" w:lineRule="exact"/>
+              <w:ind w:left="176" w:hanging="176"/>
+            </w:pPr>
+            <w:r>
+              <w:rPr>
+                <w:rFonts w:ascii="Malgun Gothic" w:eastAsia="Malgun Gothic" w:hAnsi="Malgun Gothic"/>
+                <w:b w:val="false"/>
+                <w:bCs w:val="false"/>
+                <w:snapToGrid w:val="false"/>
+                <w:color w:val="333333"/>
+                <w:sz w:val="16"/>
+                <w:szCs w:val="16"/>
+              </w:rPr>
+              <w:t xml:space="preserve">· 자궁 파열 시 복막염이 동반됩니다.</w:t>
+            </w:r>
+          </w:p>
+          <w:p>
+            <w:pPr>
+              <w:spacing w:after="0" w:before="0" w:line="250" w:lineRule="exact"/>
+              <w:ind w:left="176" w:hanging="176"/>
+            </w:pPr>
+            <w:r>
+              <w:rPr>
+                <w:rFonts w:ascii="Malgun Gothic" w:eastAsia="Malgun Gothic" w:hAnsi="Malgun Gothic"/>
+                <w:b w:val="false"/>
+                <w:bCs w:val="false"/>
+                <w:snapToGrid w:val="false"/>
+                <w:color w:val="333333"/>
+                <w:sz w:val="16"/>
+                <w:szCs w:val="16"/>
+              </w:rPr>
+              <w:t xml:space="preserve">· 회복까지 집중 치료와 입원이 필요할 수 있습니다.</w:t>
+            </w:r>
+          </w:p>
+          <w:p>
+            <w:pPr>
+              <w:spacing w:after="0" w:before="0" w:line="250" w:lineRule="exact"/>
+              <w:ind w:left="176" w:hanging="176"/>
+            </w:pPr>
+            <w:r>
+              <w:rPr>
+                <w:rFonts w:ascii="Malgun Gothic" w:eastAsia="Malgun Gothic" w:hAnsi="Malgun Gothic"/>
+                <w:b w:val="false"/>
+                <w:bCs w:val="false"/>
+                <w:snapToGrid w:val="false"/>
+                <w:color w:val="333333"/>
+                <w:sz w:val="16"/>
+                <w:szCs w:val="16"/>
+              </w:rPr>
+              <w:t xml:space="preserve">· 이미 패혈증이나 신부전이 진행되었다면 수술 후에도 위험합니다.</w:t>
+            </w:r>
+          </w:p>
+          <w:p>
+            <w:pPr>
+              <w:spacing w:after="0" w:before="0" w:line="250" w:lineRule="exact"/>
+              <w:ind w:left="176" w:hanging="176"/>
+            </w:pPr>
+            <w:r>
+              <w:rPr>
+                <w:rFonts w:ascii="Malgun Gothic" w:eastAsia="Malgun Gothic" w:hAnsi="Malgun Gothic"/>
+                <w:b w:val="false"/>
+                <w:bCs w:val="false"/>
+                <w:snapToGrid w:val="false"/>
+                <w:color w:val="333333"/>
+                <w:sz w:val="16"/>
+                <w:szCs w:val="16"/>
+              </w:rPr>
+              <w:t xml:space="preserve">· 수술 중 자궁이 터져 복강 오염이 생길 수 있습니다.</w:t>
+            </w:r>
+          </w:p>
+          <w:p>
+            <w:pPr>
+              <w:spacing w:after="0" w:before="0" w:line="250" w:lineRule="exact"/>
+              <w:ind w:left="176" w:hanging="176"/>
+            </w:pPr>
+            <w:r>
+              <w:rPr>
+                <w:rFonts w:ascii="Malgun Gothic" w:eastAsia="Malgun Gothic" w:hAnsi="Malgun Gothic"/>
+                <w:b w:val="false"/>
+                <w:bCs w:val="false"/>
+                <w:snapToGrid w:val="false"/>
+                <w:color w:val="333333"/>
+                <w:sz w:val="16"/>
+                <w:szCs w:val="16"/>
+              </w:rPr>
+              <w:t xml:space="preserve">·  </w:t>
+            </w:r>
+          </w:p>
+          <w:p>
+            <w:pPr>
+              <w:spacing w:after="0" w:before="0" w:line="250" w:lineRule="exact"/>
+              <w:ind w:left="176" w:hanging="176"/>
+            </w:pPr>
+            <w:r>
+              <w:rPr>
+                <w:rFonts w:ascii="Malgun Gothic" w:eastAsia="Malgun Gothic" w:hAnsi="Malgun Gothic"/>
+                <w:b w:val="false"/>
+                <w:bCs w:val="false"/>
+                <w:snapToGrid w:val="false"/>
+                <w:color w:val="333333"/>
+                <w:sz w:val="16"/>
+                <w:szCs w:val="16"/>
+              </w:rPr>
+              <w:t xml:space="preserve">·  </w:t>
+            </w:r>
+          </w:p>
+        </w:tc>
+      </w:tr>
+    </w:tbl>
+    <w:p>
+      <w:pPr>
+        <w:spacing w:after="0" w:before="0" w:line="136" w:lineRule="exact"/>
+      </w:pPr>
+    </w:p>
+    <w:tbl>
+      <w:tblPr>
+        <w:tblW w:type="dxa" w:w="9978"/>
+        <w:tblBorders>
+          <w:top w:val="single" w:color="auto" w:sz="4"/>
+          <w:left w:val="single" w:color="auto" w:sz="4"/>
+          <w:bottom w:val="single" w:color="auto" w:sz="4"/>
+          <w:right w:val="single" w:color="auto" w:sz="4"/>
+          <w:insideH w:val="single" w:color="auto" w:sz="4"/>
+          <w:insideV w:val="single" w:color="auto" w:sz="4"/>
+        </w:tblBorders>
+      </w:tblPr>
+      <w:tblGrid>
+        <w:gridCol w:w="1928"/>
+        <w:gridCol w:w="8050"/>
+      </w:tblGrid>
+      <w:tr>
+        <w:trPr>
+          <w:trHeight w:val="1150" w:hRule="exact"/>
+        </w:trPr>
+        <w:tc>
+          <w:tcPr>
+            <w:tcW w:type="dxa" w:w="1928"/>
+            <w:tcBorders>
+              <w:top w:val="single" w:color="BFBFBF" w:sz="4"/>
+              <w:left w:val="single" w:color="BFBFBF" w:sz="4"/>
+              <w:bottom w:val="single" w:color="BFBFBF" w:sz="4"/>
+              <w:right w:val="single" w:color="BFBFBF" w:sz="4"/>
+            </w:tcBorders>
+            <w:shd w:fill="EFEFEF" w:val="clear"/>
+            <w:tcMar>
+              <w:top w:type="dxa" w:w="20"/>
+              <w:left w:type="dxa" w:w="40"/>
+              <w:bottom w:type="dxa" w:w="20"/>
+              <w:right w:type="dxa" w:w="40"/>
+            </w:tcMar>
+            <w:vAlign w:val="center"/>
+          </w:tcPr>
+          <w:p>
+            <w:pPr>
+              <w:spacing w:after="0" w:before="0" w:line="238" w:lineRule="exact"/>
+              <w:jc w:val="center"/>
+            </w:pPr>
+            <w:r>
+              <w:rPr>
+                <w:rFonts w:ascii="Malgun Gothic" w:eastAsia="Malgun Gothic" w:hAnsi="Malgun Gothic"/>
+                <w:b/>
+                <w:bCs/>
+                <w:snapToGrid w:val="false"/>
+                <w:color w:val="333333"/>
+                <w:sz w:val="17"/>
+                <w:szCs w:val="17"/>
+              </w:rPr>
+              <w:t xml:space="preserve">진료 전후에</w:t>
+            </w:r>
+            <w:r>
+              <w:br/>
+            </w:r>
+            <w:r>
+              <w:rPr>
+                <w:rFonts w:ascii="Malgun Gothic" w:eastAsia="Malgun Gothic" w:hAnsi="Malgun Gothic"/>
+                <w:b/>
+                <w:bCs/>
+                <w:snapToGrid w:val="false"/>
+                <w:color w:val="333333"/>
+                <w:sz w:val="17"/>
+                <w:szCs w:val="17"/>
+              </w:rPr>
+              <w:t xml:space="preserve">보호자의</w:t>
+            </w:r>
+            <w:r>
+              <w:br/>
+            </w:r>
+            <w:r>
+              <w:rPr>
+                <w:rFonts w:ascii="Malgun Gothic" w:eastAsia="Malgun Gothic" w:hAnsi="Malgun Gothic"/>
+                <w:b/>
+                <w:bCs/>
+                <w:snapToGrid w:val="false"/>
+                <w:color w:val="333333"/>
+                <w:sz w:val="17"/>
+                <w:szCs w:val="17"/>
+              </w:rPr>
+              <w:t xml:space="preserve">준수 및 숙지 사항</w:t>
+            </w:r>
+          </w:p>
+        </w:tc>
+        <w:tc>
+          <w:tcPr>
+            <w:tcW w:type="dxa" w:w="8050"/>
+            <w:tcBorders>
+              <w:top w:val="single" w:color="BFBFBF" w:sz="4"/>
+              <w:left w:val="single" w:color="BFBFBF" w:sz="4"/>
+              <w:bottom w:val="single" w:color="BFBFBF" w:sz="4"/>
+              <w:right w:val="single" w:color="BFBFBF" w:sz="4"/>
+            </w:tcBorders>
+            <w:tcMar>
+              <w:top w:type="dxa" w:w="40"/>
+              <w:left w:type="dxa" w:w="140"/>
+              <w:bottom w:type="dxa" w:w="40"/>
+              <w:right w:type="dxa" w:w="100"/>
+            </w:tcMar>
+            <w:vAlign w:val="center"/>
+          </w:tcPr>
+          <w:p>
+            <w:pPr>
+              <w:spacing w:after="0" w:before="0" w:line="250" w:lineRule="exact"/>
+              <w:ind w:left="176" w:hanging="176"/>
+            </w:pPr>
+            <w:r>
+              <w:rPr>
+                <w:rFonts w:ascii="Malgun Gothic" w:eastAsia="Malgun Gothic" w:hAnsi="Malgun Gothic"/>
+                <w:b w:val="false"/>
+                <w:bCs w:val="false"/>
+                <w:snapToGrid w:val="false"/>
+                <w:color w:val="333333"/>
+                <w:sz w:val="16"/>
+                <w:szCs w:val="16"/>
+              </w:rPr>
+              <w:t xml:space="preserve">· 입원 치료와 수액 요법이 필요할 수 있습니다.</w:t>
+            </w:r>
+          </w:p>
+          <w:p>
+            <w:pPr>
+              <w:spacing w:after="0" w:before="0" w:line="250" w:lineRule="exact"/>
+              <w:ind w:left="176" w:hanging="176"/>
+            </w:pPr>
+            <w:r>
+              <w:rPr>
+                <w:rFonts w:ascii="Malgun Gothic" w:eastAsia="Malgun Gothic" w:hAnsi="Malgun Gothic"/>
+                <w:b w:val="false"/>
+                <w:bCs w:val="false"/>
+                <w:snapToGrid w:val="false"/>
+                <w:color w:val="333333"/>
+                <w:sz w:val="16"/>
+                <w:szCs w:val="16"/>
+              </w:rPr>
+              <w:t xml:space="preserve">· 기력·식욕 저하 지속 시 즉시 연락해야 합니다.</w:t>
+            </w:r>
+          </w:p>
+          <w:p>
+            <w:pPr>
+              <w:spacing w:after="0" w:before="0" w:line="250" w:lineRule="exact"/>
+              <w:ind w:left="176" w:hanging="176"/>
+            </w:pPr>
+            <w:r>
+              <w:rPr>
+                <w:rFonts w:ascii="Malgun Gothic" w:eastAsia="Malgun Gothic" w:hAnsi="Malgun Gothic"/>
+                <w:b w:val="false"/>
+                <w:bCs w:val="false"/>
+                <w:snapToGrid w:val="false"/>
+                <w:color w:val="333333"/>
+                <w:sz w:val="16"/>
+                <w:szCs w:val="16"/>
+              </w:rPr>
+              <w:t xml:space="preserve">·  </w:t>
+            </w:r>
+          </w:p>
+          <w:p>
+            <w:pPr>
+              <w:spacing w:after="0" w:before="0" w:line="250" w:lineRule="exact"/>
+              <w:ind w:left="176" w:hanging="176"/>
+            </w:pPr>
+            <w:r>
+              <w:rPr>
+                <w:rFonts w:ascii="Malgun Gothic" w:eastAsia="Malgun Gothic" w:hAnsi="Malgun Gothic"/>
+                <w:b w:val="false"/>
+                <w:bCs w:val="false"/>
+                <w:snapToGrid w:val="false"/>
+                <w:color w:val="333333"/>
+                <w:sz w:val="16"/>
+                <w:szCs w:val="16"/>
+              </w:rPr>
+              <w:t xml:space="preserve">·  </w:t>
+            </w:r>
+          </w:p>
+        </w:tc>
+      </w:tr>
+    </w:tbl>
+    <w:p>
+      <w:pPr>
+        <w:spacing w:after="0" w:before="0" w:line="598" w:lineRule="exact"/>
       </w:pPr>
     </w:p>
     <w:tbl>

--- a/forms/07_질환별동의서/05_비뇨생식기/응급난소자궁적출술동의서_한국동물병원협회.docx
+++ b/forms/07_질환별동의서/05_비뇨생식기/응급난소자궁적출술동의서_한국동물병원협회.docx
@@ -165,7 +165,7 @@
       </w:tblGrid>
       <w:tr>
         <w:trPr>
-          <w:trHeight w:val="492" w:hRule="exact"/>
+          <w:trHeight w:val="484" w:hRule="exact"/>
         </w:trPr>
         <w:tc>
           <w:tcPr>
@@ -326,7 +326,7 @@
       </w:tr>
       <w:tr>
         <w:trPr>
-          <w:trHeight w:val="492" w:hRule="exact"/>
+          <w:trHeight w:val="484" w:hRule="exact"/>
         </w:trPr>
         <w:tc>
           <w:tcPr>
@@ -403,7 +403,7 @@
       </w:tr>
       <w:tr>
         <w:trPr>
-          <w:trHeight w:val="492" w:hRule="exact"/>
+          <w:trHeight w:val="484" w:hRule="exact"/>
         </w:trPr>
         <w:tc>
           <w:tcPr>
@@ -564,7 +564,7 @@
       </w:tr>
       <w:tr>
         <w:trPr>
-          <w:trHeight w:val="492" w:hRule="exact"/>
+          <w:trHeight w:val="484" w:hRule="exact"/>
         </w:trPr>
         <w:tc>
           <w:tcPr>
@@ -711,7 +711,7 @@
       </w:tr>
       <w:tr>
         <w:trPr>
-          <w:trHeight w:val="492" w:hRule="exact"/>
+          <w:trHeight w:val="484" w:hRule="exact"/>
         </w:trPr>
         <w:tc>
           <w:tcPr>
@@ -788,7 +788,7 @@
       </w:tr>
       <w:tr>
         <w:trPr>
-          <w:trHeight w:val="492" w:hRule="exact"/>
+          <w:trHeight w:val="484" w:hRule="exact"/>
         </w:trPr>
         <w:tc>
           <w:tcPr>
@@ -949,7 +949,7 @@
       </w:tr>
       <w:tr>
         <w:trPr>
-          <w:trHeight w:val="492" w:hRule="exact"/>
+          <w:trHeight w:val="484" w:hRule="exact"/>
         </w:trPr>
         <w:tc>
           <w:tcPr>
@@ -1051,7 +1051,7 @@
       </w:tblGrid>
       <w:tr>
         <w:trPr>
-          <w:trHeight w:val="510" w:hRule="exact"/>
+          <w:trHeight w:val="624" w:hRule="exact"/>
         </w:trPr>
         <w:tc>
           <w:tcPr>
@@ -1997,7 +1997,7 @@
     </w:tbl>
     <w:p>
       <w:pPr>
-        <w:spacing w:after="0" w:before="0" w:line="598" w:lineRule="exact"/>
+        <w:spacing w:after="0" w:before="0" w:line="540" w:lineRule="exact"/>
       </w:pPr>
     </w:p>
     <w:tbl>

--- a/forms/07_질환별동의서/05_비뇨생식기/응급난소자궁적출술동의서_한국동물병원협회.docx
+++ b/forms/07_질환별동의서/05_비뇨생식기/응급난소자궁적출술동의서_한국동물병원협회.docx
@@ -2052,24 +2052,6 @@
                 <w:szCs w:val="16"/>
               </w:rPr>
               <w:t xml:space="preserve">「수의사법」 제13조의2 및 같은 법 시행규칙 제13조의2에 따라 위와 같이 수의사로부터 진료의 필요성 · 방법 · 내용과 전형적으로 예상되는 후유증 및 부작용에 관한 설명을 충분히 듣고 이해하였습니다. 이에 위 진료의 시행에 동의하며, 시행 과정에서 필요한 수의학적 판단과 처리를 담당 수의사에게 위임합니다.</w:t>
-            </w:r>
-          </w:p>
-          <w:p>
-            <w:pPr>
-              <w:spacing w:after="0" w:before="0" w:line="224" w:lineRule="exact"/>
-              <w:jc w:val="center"/>
-            </w:pPr>
-            <w:r>
-              <w:rPr>
-                <w:rFonts w:ascii="Malgun Gothic" w:eastAsia="Malgun Gothic" w:hAnsi="Malgun Gothic"/>
-                <w:b w:val="false"/>
-                <w:bCs w:val="false"/>
-                <w:snapToGrid w:val="false"/>
-                <w:color w:val="333333"/>
-                <w:sz w:val="16"/>
-                <w:szCs w:val="16"/>
-              </w:rPr>
-              <w:t xml:space="preserve">*기타 내용이 발생할 경우 별지를 포함합니다.</w:t>
             </w:r>
           </w:p>
         </w:tc>
